--- a/happy_paws_proyecto_ejecutivo.docx
+++ b/happy_paws_proyecto_ejecutivo.docx
@@ -349,83 +349,288 @@
         <w:t>3. RESUMEN EJECUTIVO</w:t>
       </w:r>
     </w:p>
+    <w:tbl>
+      <w:tblPr>
+        <w:tblStyle w:val="TableGrid"/>
+        <w:tblW w:type="auto" w:w="0"/>
+        <w:tblLook w:firstColumn="1" w:firstRow="1" w:lastColumn="0" w:lastRow="0" w:noHBand="0" w:noVBand="1" w:val="04A0"/>
+      </w:tblPr>
+      <w:tblGrid>
+        <w:gridCol w:w="3216"/>
+        <w:gridCol w:w="3216"/>
+        <w:gridCol w:w="3216"/>
+      </w:tblGrid>
+      <w:tr>
+        <w:tc>
+          <w:tcPr>
+            <w:tcW w:type="dxa" w:w="3216"/>
+          </w:tcPr>
+          <w:p>
+            <w:r>
+              <w:t>Elemento</w:t>
+            </w:r>
+          </w:p>
+        </w:tc>
+        <w:tc>
+          <w:tcPr>
+            <w:tcW w:type="dxa" w:w="3216"/>
+          </w:tcPr>
+          <w:p>
+            <w:r>
+              <w:t>Valor clave</w:t>
+            </w:r>
+          </w:p>
+        </w:tc>
+        <w:tc>
+          <w:tcPr>
+            <w:tcW w:type="dxa" w:w="3216"/>
+          </w:tcPr>
+          <w:p>
+            <w:r>
+              <w:t>Lectura ejecutiva</w:t>
+            </w:r>
+          </w:p>
+        </w:tc>
+      </w:tr>
+      <w:tr>
+        <w:tc>
+          <w:tcPr>
+            <w:tcW w:type="dxa" w:w="3216"/>
+          </w:tcPr>
+          <w:p>
+            <w:r>
+              <w:t>Misión</w:t>
+            </w:r>
+          </w:p>
+        </w:tc>
+        <w:tc>
+          <w:tcPr>
+            <w:tcW w:type="dxa" w:w="3216"/>
+          </w:tcPr>
+          <w:p>
+            <w:r>
+              <w:t>Conectar el ecosistema de bienestar animal</w:t>
+            </w:r>
+          </w:p>
+        </w:tc>
+        <w:tc>
+          <w:tcPr>
+            <w:tcW w:type="dxa" w:w="3216"/>
+          </w:tcPr>
+          <w:p>
+            <w:r>
+              <w:t>Digitalizar la operación veterinaria y de adopciones en un solo entorno.</w:t>
+            </w:r>
+          </w:p>
+        </w:tc>
+      </w:tr>
+      <w:tr>
+        <w:tc>
+          <w:tcPr>
+            <w:tcW w:type="dxa" w:w="3216"/>
+          </w:tcPr>
+          <w:p>
+            <w:r>
+              <w:t>Visión</w:t>
+            </w:r>
+          </w:p>
+        </w:tc>
+        <w:tc>
+          <w:tcPr>
+            <w:tcW w:type="dxa" w:w="3216"/>
+          </w:tcPr>
+          <w:p>
+            <w:r>
+              <w:t>Liderar Latinoamérica</w:t>
+            </w:r>
+          </w:p>
+        </w:tc>
+        <w:tc>
+          <w:tcPr>
+            <w:tcW w:type="dxa" w:w="3216"/>
+          </w:tcPr>
+          <w:p>
+            <w:r>
+              <w:t>Ser referente regional en software para veterinarias, refugios y propietarios.</w:t>
+            </w:r>
+          </w:p>
+        </w:tc>
+      </w:tr>
+      <w:tr>
+        <w:tc>
+          <w:tcPr>
+            <w:tcW w:type="dxa" w:w="3216"/>
+          </w:tcPr>
+          <w:p>
+            <w:r>
+              <w:t>Propuesta de valor</w:t>
+            </w:r>
+          </w:p>
+        </w:tc>
+        <w:tc>
+          <w:tcPr>
+            <w:tcW w:type="dxa" w:w="3216"/>
+          </w:tcPr>
+          <w:p>
+            <w:r>
+              <w:t>Una sola plataforma para cuidar, adoptar y proteger mascotas</w:t>
+            </w:r>
+          </w:p>
+        </w:tc>
+        <w:tc>
+          <w:tcPr>
+            <w:tcW w:type="dxa" w:w="3216"/>
+          </w:tcPr>
+          <w:p>
+            <w:r>
+              <w:t>Reduce fricción operativa y mejora la trazabilidad del servicio.</w:t>
+            </w:r>
+          </w:p>
+        </w:tc>
+      </w:tr>
+      <w:tr>
+        <w:tc>
+          <w:tcPr>
+            <w:tcW w:type="dxa" w:w="3216"/>
+          </w:tcPr>
+          <w:p>
+            <w:r>
+              <w:t>Inversión inicial</w:t>
+            </w:r>
+          </w:p>
+        </w:tc>
+        <w:tc>
+          <w:tcPr>
+            <w:tcW w:type="dxa" w:w="3216"/>
+          </w:tcPr>
+          <w:p>
+            <w:r>
+              <w:t>COP 1.200.000.000</w:t>
+            </w:r>
+          </w:p>
+        </w:tc>
+        <w:tc>
+          <w:tcPr>
+            <w:tcW w:type="dxa" w:w="3216"/>
+          </w:tcPr>
+          <w:p>
+            <w:r>
+              <w:t>Capital requerido para desarrollo, salida comercial y operación del primer año.</w:t>
+            </w:r>
+          </w:p>
+        </w:tc>
+      </w:tr>
+    </w:tbl>
     <w:p>
+      <w:pPr>
+        <w:pStyle w:val="Heading2"/>
+      </w:pPr>
       <w:r>
         <w:rPr>
           <w:b/>
         </w:rPr>
-        <w:t xml:space="preserve">Misión: </w:t>
-      </w:r>
-      <w:r>
-        <w:t>Transformar el bienestar animal en Colombia mediante una plataforma SaaS que conecte veterinarias, refugios y propietarios de mascotas en un ecosistema digital eficiente.</w:t>
+        <w:t>Indicadores de mercado</w:t>
       </w:r>
     </w:p>
-    <w:p>
-      <w:r>
-        <w:rPr>
-          <w:b/>
-        </w:rPr>
-        <w:t xml:space="preserve">Visión: </w:t>
-      </w:r>
-      <w:r>
-        <w:t>Consolidarse como una de las plataformas líderes en Latinoamérica para la gestión integral de servicios veterinarios, adopción responsable y seguimiento del bienestar animal.</w:t>
-      </w:r>
-    </w:p>
-    <w:p>
-      <w:r>
-        <w:rPr>
-          <w:b/>
-        </w:rPr>
-        <w:t xml:space="preserve">Valores: </w:t>
-      </w:r>
-      <w:r>
-        <w:t>Innovación, bienestar animal, transparencia, responsabilidad social y servicio.</w:t>
-      </w:r>
-    </w:p>
-    <w:p>
-      <w:r>
-        <w:rPr>
-          <w:b/>
-        </w:rPr>
-        <w:t xml:space="preserve">Definición de la plataforma: </w:t>
-      </w:r>
-      <w:r>
-        <w:t>Happy Paws es una solución multiempresa que digitaliza procesos veterinarios, facilita adopciones responsables y centraliza la gestión de mascotas en Colombia.</w:t>
-      </w:r>
-    </w:p>
-    <w:p>
-      <w:r>
-        <w:rPr>
-          <w:b/>
-        </w:rPr>
-        <w:t xml:space="preserve">TAM: </w:t>
-      </w:r>
-      <w:r>
-        <w:t>4,2 millones de hogares con mascotas en Colombia (estimación 2025).</w:t>
-      </w:r>
-    </w:p>
-    <w:p>
-      <w:r>
-        <w:rPr>
-          <w:b/>
-        </w:rPr>
-        <w:t xml:space="preserve">SAM: </w:t>
-      </w:r>
-      <w:r>
-        <w:t>12.000 veterinarias registradas en Cámara de Comercio.</w:t>
-      </w:r>
-    </w:p>
-    <w:p>
-      <w:r>
-        <w:rPr>
-          <w:b/>
-        </w:rPr>
-        <w:t xml:space="preserve">SOM inicial: </w:t>
-      </w:r>
-      <w:r>
-        <w:t>500 veterinarias en Bogotá y Medellín durante el primer año.</w:t>
-      </w:r>
-    </w:p>
+    <w:tbl>
+      <w:tblPr>
+        <w:tblStyle w:val="TableGrid"/>
+        <w:tblW w:type="auto" w:w="0"/>
+        <w:tblLook w:firstColumn="1" w:firstRow="1" w:lastColumn="0" w:lastRow="0" w:noHBand="0" w:noVBand="1" w:val="04A0"/>
+      </w:tblPr>
+      <w:tblGrid>
+        <w:gridCol w:w="4824"/>
+        <w:gridCol w:w="4824"/>
+      </w:tblGrid>
+      <w:tr>
+        <w:tc>
+          <w:tcPr>
+            <w:tcW w:type="dxa" w:w="4824"/>
+          </w:tcPr>
+          <w:p>
+            <w:r>
+              <w:t>Concepto</w:t>
+            </w:r>
+          </w:p>
+        </w:tc>
+        <w:tc>
+          <w:tcPr>
+            <w:tcW w:type="dxa" w:w="4824"/>
+          </w:tcPr>
+          <w:p>
+            <w:r>
+              <w:t>Detalle</w:t>
+            </w:r>
+          </w:p>
+        </w:tc>
+      </w:tr>
+      <w:tr>
+        <w:tc>
+          <w:tcPr>
+            <w:tcW w:type="dxa" w:w="4824"/>
+          </w:tcPr>
+          <w:p>
+            <w:r>
+              <w:t>TAM</w:t>
+            </w:r>
+          </w:p>
+        </w:tc>
+        <w:tc>
+          <w:tcPr>
+            <w:tcW w:type="dxa" w:w="4824"/>
+          </w:tcPr>
+          <w:p>
+            <w:r>
+              <w:t>4,2 millones de hogares con mascotas en Colombia (estimación 2025).</w:t>
+            </w:r>
+          </w:p>
+        </w:tc>
+      </w:tr>
+      <w:tr>
+        <w:tc>
+          <w:tcPr>
+            <w:tcW w:type="dxa" w:w="4824"/>
+          </w:tcPr>
+          <w:p>
+            <w:r>
+              <w:t>SAM</w:t>
+            </w:r>
+          </w:p>
+        </w:tc>
+        <w:tc>
+          <w:tcPr>
+            <w:tcW w:type="dxa" w:w="4824"/>
+          </w:tcPr>
+          <w:p>
+            <w:r>
+              <w:t>12.000 veterinarias registradas en Cámara de Comercio.</w:t>
+            </w:r>
+          </w:p>
+        </w:tc>
+      </w:tr>
+      <w:tr>
+        <w:tc>
+          <w:tcPr>
+            <w:tcW w:type="dxa" w:w="4824"/>
+          </w:tcPr>
+          <w:p>
+            <w:r>
+              <w:t>SOM inicial</w:t>
+            </w:r>
+          </w:p>
+        </w:tc>
+        <w:tc>
+          <w:tcPr>
+            <w:tcW w:type="dxa" w:w="4824"/>
+          </w:tcPr>
+          <w:p>
+            <w:r>
+              <w:t>500 veterinarias en Bogotá y Medellín durante el primer año.</w:t>
+            </w:r>
+          </w:p>
+        </w:tc>
+      </w:tr>
+    </w:tbl>
     <w:p>
       <w:pPr>
         <w:pStyle w:val="Heading2"/>
@@ -437,57 +642,210 @@
         <w:t>Objetivos SMART a 12 meses</w:t>
       </w:r>
     </w:p>
-    <w:p>
-      <w:pPr>
-        <w:pStyle w:val="ListNumber"/>
-      </w:pPr>
-      <w:r>
-        <w:t>Alcanzar 100 veterinarias activas en la plataforma.</w:t>
-      </w:r>
-    </w:p>
-    <w:p>
-      <w:pPr>
-        <w:pStyle w:val="ListNumber"/>
-      </w:pPr>
-      <w:r>
-        <w:t>Registrar 50.000 mascotas en el sistema.</w:t>
-      </w:r>
-    </w:p>
-    <w:p>
-      <w:pPr>
-        <w:pStyle w:val="ListNumber"/>
-      </w:pPr>
-      <w:r>
-        <w:t>Facilitar 2.000 adopciones responsables.</w:t>
-      </w:r>
-    </w:p>
-    <w:p>
-      <w:pPr>
-        <w:pStyle w:val="ListNumber"/>
-      </w:pPr>
-      <w:r>
-        <w:t>Reducir en 20% el tiempo de gestión administrativa en veterinarias.</w:t>
-      </w:r>
-    </w:p>
-    <w:p>
-      <w:pPr>
-        <w:pStyle w:val="ListNumber"/>
-      </w:pPr>
-      <w:r>
-        <w:t>Lograr un NPS igual o superior a 70 entre propietarios de mascotas.</w:t>
-      </w:r>
-    </w:p>
-    <w:p>
-      <w:r>
-        <w:rPr>
-          <w:b/>
-        </w:rPr>
-        <w:t xml:space="preserve">Propuesta de valor: </w:t>
-      </w:r>
-      <w:r>
-        <w:t>Una sola plataforma para cuidar, adoptar y proteger mascotas en Colombia.</w:t>
-      </w:r>
-    </w:p>
+    <w:tbl>
+      <w:tblPr>
+        <w:tblStyle w:val="TableGrid"/>
+        <w:tblW w:type="auto" w:w="0"/>
+        <w:tblLook w:firstColumn="1" w:firstRow="1" w:lastColumn="0" w:lastRow="0" w:noHBand="0" w:noVBand="1" w:val="04A0"/>
+      </w:tblPr>
+      <w:tblGrid>
+        <w:gridCol w:w="3216"/>
+        <w:gridCol w:w="3216"/>
+        <w:gridCol w:w="3216"/>
+      </w:tblGrid>
+      <w:tr>
+        <w:tc>
+          <w:tcPr>
+            <w:tcW w:type="dxa" w:w="3216"/>
+          </w:tcPr>
+          <w:p>
+            <w:r>
+              <w:t>Objetivo</w:t>
+            </w:r>
+          </w:p>
+        </w:tc>
+        <w:tc>
+          <w:tcPr>
+            <w:tcW w:type="dxa" w:w="3216"/>
+          </w:tcPr>
+          <w:p>
+            <w:r>
+              <w:t>Meta</w:t>
+            </w:r>
+          </w:p>
+        </w:tc>
+        <w:tc>
+          <w:tcPr>
+            <w:tcW w:type="dxa" w:w="3216"/>
+          </w:tcPr>
+          <w:p>
+            <w:r>
+              <w:t>Indicador</w:t>
+            </w:r>
+          </w:p>
+        </w:tc>
+      </w:tr>
+      <w:tr>
+        <w:tc>
+          <w:tcPr>
+            <w:tcW w:type="dxa" w:w="3216"/>
+          </w:tcPr>
+          <w:p>
+            <w:r>
+              <w:t>Crecimiento comercial</w:t>
+            </w:r>
+          </w:p>
+        </w:tc>
+        <w:tc>
+          <w:tcPr>
+            <w:tcW w:type="dxa" w:w="3216"/>
+          </w:tcPr>
+          <w:p>
+            <w:r>
+              <w:t>100 veterinarias activas</w:t>
+            </w:r>
+          </w:p>
+        </w:tc>
+        <w:tc>
+          <w:tcPr>
+            <w:tcW w:type="dxa" w:w="3216"/>
+          </w:tcPr>
+          <w:p>
+            <w:r>
+              <w:t>Número de cuentas activas</w:t>
+            </w:r>
+          </w:p>
+        </w:tc>
+      </w:tr>
+      <w:tr>
+        <w:tc>
+          <w:tcPr>
+            <w:tcW w:type="dxa" w:w="3216"/>
+          </w:tcPr>
+          <w:p>
+            <w:r>
+              <w:t>Base de datos</w:t>
+            </w:r>
+          </w:p>
+        </w:tc>
+        <w:tc>
+          <w:tcPr>
+            <w:tcW w:type="dxa" w:w="3216"/>
+          </w:tcPr>
+          <w:p>
+            <w:r>
+              <w:t>50.000 mascotas registradas</w:t>
+            </w:r>
+          </w:p>
+        </w:tc>
+        <w:tc>
+          <w:tcPr>
+            <w:tcW w:type="dxa" w:w="3216"/>
+          </w:tcPr>
+          <w:p>
+            <w:r>
+              <w:t>Total de registros únicos</w:t>
+            </w:r>
+          </w:p>
+        </w:tc>
+      </w:tr>
+      <w:tr>
+        <w:tc>
+          <w:tcPr>
+            <w:tcW w:type="dxa" w:w="3216"/>
+          </w:tcPr>
+          <w:p>
+            <w:r>
+              <w:t>Impacto social</w:t>
+            </w:r>
+          </w:p>
+        </w:tc>
+        <w:tc>
+          <w:tcPr>
+            <w:tcW w:type="dxa" w:w="3216"/>
+          </w:tcPr>
+          <w:p>
+            <w:r>
+              <w:t>2.000 adopciones responsables</w:t>
+            </w:r>
+          </w:p>
+        </w:tc>
+        <w:tc>
+          <w:tcPr>
+            <w:tcW w:type="dxa" w:w="3216"/>
+          </w:tcPr>
+          <w:p>
+            <w:r>
+              <w:t>Adopciones completadas</w:t>
+            </w:r>
+          </w:p>
+        </w:tc>
+      </w:tr>
+      <w:tr>
+        <w:tc>
+          <w:tcPr>
+            <w:tcW w:type="dxa" w:w="3216"/>
+          </w:tcPr>
+          <w:p>
+            <w:r>
+              <w:t>Eficiencia</w:t>
+            </w:r>
+          </w:p>
+        </w:tc>
+        <w:tc>
+          <w:tcPr>
+            <w:tcW w:type="dxa" w:w="3216"/>
+          </w:tcPr>
+          <w:p>
+            <w:r>
+              <w:t>Reducir 20% el tiempo administrativo</w:t>
+            </w:r>
+          </w:p>
+        </w:tc>
+        <w:tc>
+          <w:tcPr>
+            <w:tcW w:type="dxa" w:w="3216"/>
+          </w:tcPr>
+          <w:p>
+            <w:r>
+              <w:t>Tiempo promedio por trámite</w:t>
+            </w:r>
+          </w:p>
+        </w:tc>
+      </w:tr>
+      <w:tr>
+        <w:tc>
+          <w:tcPr>
+            <w:tcW w:type="dxa" w:w="3216"/>
+          </w:tcPr>
+          <w:p>
+            <w:r>
+              <w:t>Satisfacción</w:t>
+            </w:r>
+          </w:p>
+        </w:tc>
+        <w:tc>
+          <w:tcPr>
+            <w:tcW w:type="dxa" w:w="3216"/>
+          </w:tcPr>
+          <w:p>
+            <w:r>
+              <w:t>NPS igual o superior a 70</w:t>
+            </w:r>
+          </w:p>
+        </w:tc>
+        <w:tc>
+          <w:tcPr>
+            <w:tcW w:type="dxa" w:w="3216"/>
+          </w:tcPr>
+          <w:p>
+            <w:r>
+              <w:t>NPS de usuarios finales</w:t>
+            </w:r>
+          </w:p>
+        </w:tc>
+      </w:tr>
+    </w:tbl>
     <w:p>
       <w:pPr>
         <w:pStyle w:val="Heading2"/>
@@ -499,41 +857,146 @@
         <w:t>Resultados esperados en el primer año</w:t>
       </w:r>
     </w:p>
-    <w:p>
-      <w:pPr>
-        <w:pStyle w:val="ListBullet"/>
-      </w:pPr>
-      <w:r>
-        <w:t>100 veterinarias activas.</w:t>
-      </w:r>
-    </w:p>
-    <w:p>
-      <w:pPr>
-        <w:pStyle w:val="ListBullet"/>
-      </w:pPr>
-      <w:r>
-        <w:t>50.000 mascotas registradas.</w:t>
-      </w:r>
-    </w:p>
-    <w:p>
-      <w:pPr>
-        <w:pStyle w:val="ListBullet"/>
-      </w:pPr>
-      <w:r>
-        <w:t>2.000 adopciones completadas.</w:t>
-      </w:r>
-    </w:p>
-    <w:p>
-      <w:r>
-        <w:rPr>
-          <w:b/>
-        </w:rPr>
-        <w:t xml:space="preserve">Inversión inicial estimada: </w:t>
-      </w:r>
-      <w:r>
-        <w:t>COP 1.200.000.000 para desarrollo, marketing y operación.</w:t>
-      </w:r>
-    </w:p>
+    <w:tbl>
+      <w:tblPr>
+        <w:tblStyle w:val="TableGrid"/>
+        <w:tblW w:type="auto" w:w="0"/>
+        <w:tblLook w:firstColumn="1" w:firstRow="1" w:lastColumn="0" w:lastRow="0" w:noHBand="0" w:noVBand="1" w:val="04A0"/>
+      </w:tblPr>
+      <w:tblGrid>
+        <w:gridCol w:w="3216"/>
+        <w:gridCol w:w="3216"/>
+        <w:gridCol w:w="3216"/>
+      </w:tblGrid>
+      <w:tr>
+        <w:tc>
+          <w:tcPr>
+            <w:tcW w:type="dxa" w:w="3216"/>
+          </w:tcPr>
+          <w:p>
+            <w:r>
+              <w:t>Resultado</w:t>
+            </w:r>
+          </w:p>
+        </w:tc>
+        <w:tc>
+          <w:tcPr>
+            <w:tcW w:type="dxa" w:w="3216"/>
+          </w:tcPr>
+          <w:p>
+            <w:r>
+              <w:t>Meta anual</w:t>
+            </w:r>
+          </w:p>
+        </w:tc>
+        <w:tc>
+          <w:tcPr>
+            <w:tcW w:type="dxa" w:w="3216"/>
+          </w:tcPr>
+          <w:p>
+            <w:r>
+              <w:t>Impacto esperado</w:t>
+            </w:r>
+          </w:p>
+        </w:tc>
+      </w:tr>
+      <w:tr>
+        <w:tc>
+          <w:tcPr>
+            <w:tcW w:type="dxa" w:w="3216"/>
+          </w:tcPr>
+          <w:p>
+            <w:r>
+              <w:t>Veterinarias activas</w:t>
+            </w:r>
+          </w:p>
+        </w:tc>
+        <w:tc>
+          <w:tcPr>
+            <w:tcW w:type="dxa" w:w="3216"/>
+          </w:tcPr>
+          <w:p>
+            <w:r>
+              <w:t>100</w:t>
+            </w:r>
+          </w:p>
+        </w:tc>
+        <w:tc>
+          <w:tcPr>
+            <w:tcW w:type="dxa" w:w="3216"/>
+          </w:tcPr>
+          <w:p>
+            <w:r>
+              <w:t>Validación comercial y adopción del software.</w:t>
+            </w:r>
+          </w:p>
+        </w:tc>
+      </w:tr>
+      <w:tr>
+        <w:tc>
+          <w:tcPr>
+            <w:tcW w:type="dxa" w:w="3216"/>
+          </w:tcPr>
+          <w:p>
+            <w:r>
+              <w:t>Mascotas registradas</w:t>
+            </w:r>
+          </w:p>
+        </w:tc>
+        <w:tc>
+          <w:tcPr>
+            <w:tcW w:type="dxa" w:w="3216"/>
+          </w:tcPr>
+          <w:p>
+            <w:r>
+              <w:t>50.000</w:t>
+            </w:r>
+          </w:p>
+        </w:tc>
+        <w:tc>
+          <w:tcPr>
+            <w:tcW w:type="dxa" w:w="3216"/>
+          </w:tcPr>
+          <w:p>
+            <w:r>
+              <w:t>Base de datos útil para seguimiento y servicios.</w:t>
+            </w:r>
+          </w:p>
+        </w:tc>
+      </w:tr>
+      <w:tr>
+        <w:tc>
+          <w:tcPr>
+            <w:tcW w:type="dxa" w:w="3216"/>
+          </w:tcPr>
+          <w:p>
+            <w:r>
+              <w:t>Adopciones completadas</w:t>
+            </w:r>
+          </w:p>
+        </w:tc>
+        <w:tc>
+          <w:tcPr>
+            <w:tcW w:type="dxa" w:w="3216"/>
+          </w:tcPr>
+          <w:p>
+            <w:r>
+              <w:t>2.000</w:t>
+            </w:r>
+          </w:p>
+        </w:tc>
+        <w:tc>
+          <w:tcPr>
+            <w:tcW w:type="dxa" w:w="3216"/>
+          </w:tcPr>
+          <w:p>
+            <w:r>
+              <w:t>Mayor eficiencia para refugios y fundaciones.</w:t>
+            </w:r>
+          </w:p>
+        </w:tc>
+      </w:tr>
+    </w:tbl>
     <w:p>
       <w:pPr>
         <w:pStyle w:val="Heading1"/>
@@ -545,39 +1008,146 @@
         <w:t>4. ANÁLISIS DE MERCADO Y COMPETENCIA</w:t>
       </w:r>
     </w:p>
-    <w:p>
-      <w:r>
-        <w:rPr>
-          <w:b/>
-        </w:rPr>
-        <w:t xml:space="preserve">Tamaño del mercado: </w:t>
-      </w:r>
-      <w:r>
-        <w:t>67% de los hogares colombianos tienen al menos una mascota.</w:t>
-      </w:r>
-    </w:p>
-    <w:p>
-      <w:r>
-        <w:rPr>
-          <w:b/>
-        </w:rPr>
-        <w:t xml:space="preserve">Gasto promedio anual por mascota: </w:t>
-      </w:r>
-      <w:r>
-        <w:t>COP 1.800.000 (fuente de referencia: Euromonitor, 2025).</w:t>
-      </w:r>
-    </w:p>
-    <w:p>
-      <w:r>
-        <w:rPr>
-          <w:b/>
-        </w:rPr>
-        <w:t xml:space="preserve">Mercado total estimado: </w:t>
-      </w:r>
-      <w:r>
-        <w:t>COP 7,5 billones.</w:t>
-      </w:r>
-    </w:p>
+    <w:tbl>
+      <w:tblPr>
+        <w:tblStyle w:val="TableGrid"/>
+        <w:tblW w:type="auto" w:w="0"/>
+        <w:tblLook w:firstColumn="1" w:firstRow="1" w:lastColumn="0" w:lastRow="0" w:noHBand="0" w:noVBand="1" w:val="04A0"/>
+      </w:tblPr>
+      <w:tblGrid>
+        <w:gridCol w:w="3216"/>
+        <w:gridCol w:w="3216"/>
+        <w:gridCol w:w="3216"/>
+      </w:tblGrid>
+      <w:tr>
+        <w:tc>
+          <w:tcPr>
+            <w:tcW w:type="dxa" w:w="3216"/>
+          </w:tcPr>
+          <w:p>
+            <w:r>
+              <w:t>Variable</w:t>
+            </w:r>
+          </w:p>
+        </w:tc>
+        <w:tc>
+          <w:tcPr>
+            <w:tcW w:type="dxa" w:w="3216"/>
+          </w:tcPr>
+          <w:p>
+            <w:r>
+              <w:t>Dato</w:t>
+            </w:r>
+          </w:p>
+        </w:tc>
+        <w:tc>
+          <w:tcPr>
+            <w:tcW w:type="dxa" w:w="3216"/>
+          </w:tcPr>
+          <w:p>
+            <w:r>
+              <w:t>Interpretación</w:t>
+            </w:r>
+          </w:p>
+        </w:tc>
+      </w:tr>
+      <w:tr>
+        <w:tc>
+          <w:tcPr>
+            <w:tcW w:type="dxa" w:w="3216"/>
+          </w:tcPr>
+          <w:p>
+            <w:r>
+              <w:t>Tamaño del mercado</w:t>
+            </w:r>
+          </w:p>
+        </w:tc>
+        <w:tc>
+          <w:tcPr>
+            <w:tcW w:type="dxa" w:w="3216"/>
+          </w:tcPr>
+          <w:p>
+            <w:r>
+              <w:t>67% de los hogares colombianos con al menos una mascota</w:t>
+            </w:r>
+          </w:p>
+        </w:tc>
+        <w:tc>
+          <w:tcPr>
+            <w:tcW w:type="dxa" w:w="3216"/>
+          </w:tcPr>
+          <w:p>
+            <w:r>
+              <w:t>Existe una masa crítica suficiente para una solución digital especializada.</w:t>
+            </w:r>
+          </w:p>
+        </w:tc>
+      </w:tr>
+      <w:tr>
+        <w:tc>
+          <w:tcPr>
+            <w:tcW w:type="dxa" w:w="3216"/>
+          </w:tcPr>
+          <w:p>
+            <w:r>
+              <w:t>Gasto promedio anual por mascota</w:t>
+            </w:r>
+          </w:p>
+        </w:tc>
+        <w:tc>
+          <w:tcPr>
+            <w:tcW w:type="dxa" w:w="3216"/>
+          </w:tcPr>
+          <w:p>
+            <w:r>
+              <w:t>COP 1.800.000</w:t>
+            </w:r>
+          </w:p>
+        </w:tc>
+        <w:tc>
+          <w:tcPr>
+            <w:tcW w:type="dxa" w:w="3216"/>
+          </w:tcPr>
+          <w:p>
+            <w:r>
+              <w:t>Los usuarios ya destinan presupuesto a salud, cuidado y servicios.</w:t>
+            </w:r>
+          </w:p>
+        </w:tc>
+      </w:tr>
+      <w:tr>
+        <w:tc>
+          <w:tcPr>
+            <w:tcW w:type="dxa" w:w="3216"/>
+          </w:tcPr>
+          <w:p>
+            <w:r>
+              <w:t>Mercado total estimado</w:t>
+            </w:r>
+          </w:p>
+        </w:tc>
+        <w:tc>
+          <w:tcPr>
+            <w:tcW w:type="dxa" w:w="3216"/>
+          </w:tcPr>
+          <w:p>
+            <w:r>
+              <w:t>COP 7.500.000.000.000</w:t>
+            </w:r>
+          </w:p>
+        </w:tc>
+        <w:tc>
+          <w:tcPr>
+            <w:tcW w:type="dxa" w:w="3216"/>
+          </w:tcPr>
+          <w:p>
+            <w:r>
+              <w:t>Oportunidad amplia para monetización por suscripción y servicios complementarios.</w:t>
+            </w:r>
+          </w:p>
+        </w:tc>
+      </w:tr>
+    </w:tbl>
     <w:p>
       <w:pPr>
         <w:pStyle w:val="Heading2"/>
@@ -1012,38 +1582,103 @@
         <w:t>Análisis FODA</w:t>
       </w:r>
     </w:p>
-    <w:p>
-      <w:pPr>
-        <w:pStyle w:val="ListBullet"/>
-      </w:pPr>
-      <w:r>
-        <w:t>Fortalezas: enfoque local, solución integral y arquitectura escalable tipo SaaS.</w:t>
-      </w:r>
-    </w:p>
-    <w:p>
-      <w:pPr>
-        <w:pStyle w:val="ListBullet"/>
-      </w:pPr>
-      <w:r>
-        <w:t>Oportunidades: mercado en crecimiento y potencial de alianzas con alcaldías, fundaciones y veterinarias.</w:t>
-      </w:r>
-    </w:p>
-    <w:p>
-      <w:pPr>
-        <w:pStyle w:val="ListBullet"/>
-      </w:pPr>
-      <w:r>
-        <w:t>Debilidades: empresa en formación y dependencia de inversión inicial.</w:t>
-      </w:r>
-    </w:p>
-    <w:p>
-      <w:pPr>
-        <w:pStyle w:val="ListBullet"/>
-      </w:pPr>
-      <w:r>
-        <w:t>Amenazas: resistencia al cambio digital y competencia internacional con mayor madurez.</w:t>
-      </w:r>
-    </w:p>
+    <w:tbl>
+      <w:tblPr>
+        <w:tblStyle w:val="TableGrid"/>
+        <w:tblW w:type="auto" w:w="0"/>
+        <w:tblLook w:firstColumn="1" w:firstRow="1" w:lastColumn="0" w:lastRow="0" w:noHBand="0" w:noVBand="1" w:val="04A0"/>
+      </w:tblPr>
+      <w:tblGrid>
+        <w:gridCol w:w="2412"/>
+        <w:gridCol w:w="2412"/>
+        <w:gridCol w:w="2412"/>
+        <w:gridCol w:w="2412"/>
+      </w:tblGrid>
+      <w:tr>
+        <w:tc>
+          <w:tcPr>
+            <w:tcW w:type="dxa" w:w="2412"/>
+          </w:tcPr>
+          <w:p>
+            <w:r>
+              <w:t>Fortalezas</w:t>
+            </w:r>
+          </w:p>
+        </w:tc>
+        <w:tc>
+          <w:tcPr>
+            <w:tcW w:type="dxa" w:w="2412"/>
+          </w:tcPr>
+          <w:p>
+            <w:r>
+              <w:t>Oportunidades</w:t>
+            </w:r>
+          </w:p>
+        </w:tc>
+        <w:tc>
+          <w:tcPr>
+            <w:tcW w:type="dxa" w:w="2412"/>
+          </w:tcPr>
+          <w:p>
+            <w:r>
+              <w:t>Debilidades</w:t>
+            </w:r>
+          </w:p>
+        </w:tc>
+        <w:tc>
+          <w:tcPr>
+            <w:tcW w:type="dxa" w:w="2412"/>
+          </w:tcPr>
+          <w:p>
+            <w:r>
+              <w:t>Amenazas</w:t>
+            </w:r>
+          </w:p>
+        </w:tc>
+      </w:tr>
+      <w:tr>
+        <w:tc>
+          <w:tcPr>
+            <w:tcW w:type="dxa" w:w="2412"/>
+          </w:tcPr>
+          <w:p>
+            <w:r>
+              <w:t>Enfoque local, solución integral y arquitectura escalable tipo SaaS.</w:t>
+            </w:r>
+          </w:p>
+        </w:tc>
+        <w:tc>
+          <w:tcPr>
+            <w:tcW w:type="dxa" w:w="2412"/>
+          </w:tcPr>
+          <w:p>
+            <w:r>
+              <w:t>Mercado en crecimiento y potencial de alianzas con alcaldías, fundaciones y veterinarias.</w:t>
+            </w:r>
+          </w:p>
+        </w:tc>
+        <w:tc>
+          <w:tcPr>
+            <w:tcW w:type="dxa" w:w="2412"/>
+          </w:tcPr>
+          <w:p>
+            <w:r>
+              <w:t>Empresa en formación y dependencia de inversión inicial.</w:t>
+            </w:r>
+          </w:p>
+        </w:tc>
+        <w:tc>
+          <w:tcPr>
+            <w:tcW w:type="dxa" w:w="2412"/>
+          </w:tcPr>
+          <w:p>
+            <w:r>
+              <w:t>Resistencia al cambio digital y competencia internacional con mayor madurez.</w:t>
+            </w:r>
+          </w:p>
+        </w:tc>
+      </w:tr>
+    </w:tbl>
     <w:p>
       <w:pPr>
         <w:pStyle w:val="Heading2"/>
@@ -1152,38 +1787,178 @@
         <w:t>Dolores específicos</w:t>
       </w:r>
     </w:p>
-    <w:p>
-      <w:pPr>
-        <w:pStyle w:val="ListBullet"/>
-      </w:pPr>
-      <w:r>
-        <w:t>Veterinarias: pérdida de tiempo administrativo, duplicidad de registros y menor capacidad de atención.</w:t>
-      </w:r>
-    </w:p>
-    <w:p>
-      <w:pPr>
-        <w:pStyle w:val="ListBullet"/>
-      </w:pPr>
-      <w:r>
-        <w:t>Propietarios: falta de información confiable, acceso fragmentado y baja trazabilidad de la atención.</w:t>
-      </w:r>
-    </w:p>
-    <w:p>
-      <w:pPr>
-        <w:pStyle w:val="ListBullet"/>
-      </w:pPr>
-      <w:r>
-        <w:t>Refugios: baja tasa de adopción y dificultad para gestionar postulaciones.</w:t>
-      </w:r>
-    </w:p>
-    <w:p>
-      <w:pPr>
-        <w:pStyle w:val="ListBullet"/>
-      </w:pPr>
-      <w:r>
-        <w:t>Entidades de control: dificultad para rastrear casos de maltrato, abandono o incumplimiento.</w:t>
-      </w:r>
-    </w:p>
+    <w:tbl>
+      <w:tblPr>
+        <w:tblStyle w:val="TableGrid"/>
+        <w:tblW w:type="auto" w:w="0"/>
+        <w:tblLook w:firstColumn="1" w:firstRow="1" w:lastColumn="0" w:lastRow="0" w:noHBand="0" w:noVBand="1" w:val="04A0"/>
+      </w:tblPr>
+      <w:tblGrid>
+        <w:gridCol w:w="3216"/>
+        <w:gridCol w:w="3216"/>
+        <w:gridCol w:w="3216"/>
+      </w:tblGrid>
+      <w:tr>
+        <w:tc>
+          <w:tcPr>
+            <w:tcW w:type="dxa" w:w="3216"/>
+          </w:tcPr>
+          <w:p>
+            <w:r>
+              <w:t>Actor</w:t>
+            </w:r>
+          </w:p>
+        </w:tc>
+        <w:tc>
+          <w:tcPr>
+            <w:tcW w:type="dxa" w:w="3216"/>
+          </w:tcPr>
+          <w:p>
+            <w:r>
+              <w:t>Dolor principal</w:t>
+            </w:r>
+          </w:p>
+        </w:tc>
+        <w:tc>
+          <w:tcPr>
+            <w:tcW w:type="dxa" w:w="3216"/>
+          </w:tcPr>
+          <w:p>
+            <w:r>
+              <w:t>Consecuencia</w:t>
+            </w:r>
+          </w:p>
+        </w:tc>
+      </w:tr>
+      <w:tr>
+        <w:tc>
+          <w:tcPr>
+            <w:tcW w:type="dxa" w:w="3216"/>
+          </w:tcPr>
+          <w:p>
+            <w:r>
+              <w:t>Veterinarias</w:t>
+            </w:r>
+          </w:p>
+        </w:tc>
+        <w:tc>
+          <w:tcPr>
+            <w:tcW w:type="dxa" w:w="3216"/>
+          </w:tcPr>
+          <w:p>
+            <w:r>
+              <w:t>Pérdida de tiempo administrativo y duplicidad de registros</w:t>
+            </w:r>
+          </w:p>
+        </w:tc>
+        <w:tc>
+          <w:tcPr>
+            <w:tcW w:type="dxa" w:w="3216"/>
+          </w:tcPr>
+          <w:p>
+            <w:r>
+              <w:t>Menor capacidad de atención y mayores costos operativos.</w:t>
+            </w:r>
+          </w:p>
+        </w:tc>
+      </w:tr>
+      <w:tr>
+        <w:tc>
+          <w:tcPr>
+            <w:tcW w:type="dxa" w:w="3216"/>
+          </w:tcPr>
+          <w:p>
+            <w:r>
+              <w:t>Propietarios</w:t>
+            </w:r>
+          </w:p>
+        </w:tc>
+        <w:tc>
+          <w:tcPr>
+            <w:tcW w:type="dxa" w:w="3216"/>
+          </w:tcPr>
+          <w:p>
+            <w:r>
+              <w:t>Falta de información confiable y acceso fragmentado</w:t>
+            </w:r>
+          </w:p>
+        </w:tc>
+        <w:tc>
+          <w:tcPr>
+            <w:tcW w:type="dxa" w:w="3216"/>
+          </w:tcPr>
+          <w:p>
+            <w:r>
+              <w:t>Menor confianza y más fricción en el seguimiento.</w:t>
+            </w:r>
+          </w:p>
+        </w:tc>
+      </w:tr>
+      <w:tr>
+        <w:tc>
+          <w:tcPr>
+            <w:tcW w:type="dxa" w:w="3216"/>
+          </w:tcPr>
+          <w:p>
+            <w:r>
+              <w:t>Refugios</w:t>
+            </w:r>
+          </w:p>
+        </w:tc>
+        <w:tc>
+          <w:tcPr>
+            <w:tcW w:type="dxa" w:w="3216"/>
+          </w:tcPr>
+          <w:p>
+            <w:r>
+              <w:t>Baja tasa de adopción y procesos manuales</w:t>
+            </w:r>
+          </w:p>
+        </w:tc>
+        <w:tc>
+          <w:tcPr>
+            <w:tcW w:type="dxa" w:w="3216"/>
+          </w:tcPr>
+          <w:p>
+            <w:r>
+              <w:t>Menor visibilidad y adopciones más lentas.</w:t>
+            </w:r>
+          </w:p>
+        </w:tc>
+      </w:tr>
+      <w:tr>
+        <w:tc>
+          <w:tcPr>
+            <w:tcW w:type="dxa" w:w="3216"/>
+          </w:tcPr>
+          <w:p>
+            <w:r>
+              <w:t>Entidades de control</w:t>
+            </w:r>
+          </w:p>
+        </w:tc>
+        <w:tc>
+          <w:tcPr>
+            <w:tcW w:type="dxa" w:w="3216"/>
+          </w:tcPr>
+          <w:p>
+            <w:r>
+              <w:t>Poca trazabilidad de casos de maltrato o abandono</w:t>
+            </w:r>
+          </w:p>
+        </w:tc>
+        <w:tc>
+          <w:tcPr>
+            <w:tcW w:type="dxa" w:w="3216"/>
+          </w:tcPr>
+          <w:p>
+            <w:r>
+              <w:t>Menor capacidad de intervención oportuna.</w:t>
+            </w:r>
+          </w:p>
+        </w:tc>
+      </w:tr>
+    </w:tbl>
     <w:p>
       <w:pPr>
         <w:pStyle w:val="Heading2"/>
@@ -1195,22 +1970,114 @@
         <w:t>Costo de no tener solución</w:t>
       </w:r>
     </w:p>
-    <w:p>
-      <w:pPr>
-        <w:pStyle w:val="ListBullet"/>
-      </w:pPr>
-      <w:r>
-        <w:t>Pérdidas de hasta COP 20.000.000 anuales por ineficiencias operativas en veterinarias pequeñas.</w:t>
-      </w:r>
-    </w:p>
-    <w:p>
-      <w:pPr>
-        <w:pStyle w:val="ListBullet"/>
-      </w:pPr>
-      <w:r>
-        <w:t>Baja tasa de adopción: una parte importante de los animales en refugios no logra encontrar hogar oportunamente.</w:t>
-      </w:r>
-    </w:p>
+    <w:tbl>
+      <w:tblPr>
+        <w:tblStyle w:val="TableGrid"/>
+        <w:tblW w:type="auto" w:w="0"/>
+        <w:tblLook w:firstColumn="1" w:firstRow="1" w:lastColumn="0" w:lastRow="0" w:noHBand="0" w:noVBand="1" w:val="04A0"/>
+      </w:tblPr>
+      <w:tblGrid>
+        <w:gridCol w:w="3216"/>
+        <w:gridCol w:w="3216"/>
+        <w:gridCol w:w="3216"/>
+      </w:tblGrid>
+      <w:tr>
+        <w:tc>
+          <w:tcPr>
+            <w:tcW w:type="dxa" w:w="3216"/>
+          </w:tcPr>
+          <w:p>
+            <w:r>
+              <w:t>Impacto</w:t>
+            </w:r>
+          </w:p>
+        </w:tc>
+        <w:tc>
+          <w:tcPr>
+            <w:tcW w:type="dxa" w:w="3216"/>
+          </w:tcPr>
+          <w:p>
+            <w:r>
+              <w:t>Valor estimado</w:t>
+            </w:r>
+          </w:p>
+        </w:tc>
+        <w:tc>
+          <w:tcPr>
+            <w:tcW w:type="dxa" w:w="3216"/>
+          </w:tcPr>
+          <w:p>
+            <w:r>
+              <w:t>Efecto</w:t>
+            </w:r>
+          </w:p>
+        </w:tc>
+      </w:tr>
+      <w:tr>
+        <w:tc>
+          <w:tcPr>
+            <w:tcW w:type="dxa" w:w="3216"/>
+          </w:tcPr>
+          <w:p>
+            <w:r>
+              <w:t>Pérdidas por ineficiencia</w:t>
+            </w:r>
+          </w:p>
+        </w:tc>
+        <w:tc>
+          <w:tcPr>
+            <w:tcW w:type="dxa" w:w="3216"/>
+          </w:tcPr>
+          <w:p>
+            <w:r>
+              <w:t>COP 20.000.000</w:t>
+            </w:r>
+          </w:p>
+        </w:tc>
+        <w:tc>
+          <w:tcPr>
+            <w:tcW w:type="dxa" w:w="3216"/>
+          </w:tcPr>
+          <w:p>
+            <w:r>
+              <w:t>Afecta la rentabilidad de veterinarias pequeñas.</w:t>
+            </w:r>
+          </w:p>
+        </w:tc>
+      </w:tr>
+      <w:tr>
+        <w:tc>
+          <w:tcPr>
+            <w:tcW w:type="dxa" w:w="3216"/>
+          </w:tcPr>
+          <w:p>
+            <w:r>
+              <w:t>Tasa de adopción baja</w:t>
+            </w:r>
+          </w:p>
+        </w:tc>
+        <w:tc>
+          <w:tcPr>
+            <w:tcW w:type="dxa" w:w="3216"/>
+          </w:tcPr>
+          <w:p>
+            <w:r>
+              <w:t>30% de animales encuentra hogar</w:t>
+            </w:r>
+          </w:p>
+        </w:tc>
+        <w:tc>
+          <w:tcPr>
+            <w:tcW w:type="dxa" w:w="3216"/>
+          </w:tcPr>
+          <w:p>
+            <w:r>
+              <w:t>Disminuye el impacto social de refugios y fundaciones.</w:t>
+            </w:r>
+          </w:p>
+        </w:tc>
+      </w:tr>
+    </w:tbl>
     <w:p>
       <w:pPr>
         <w:pStyle w:val="Heading2"/>
@@ -1238,6 +2105,4140 @@
         <w:rPr>
           <w:b/>
         </w:rPr>
+        <w:t>6. NUESTRA SOLUCIÓN</w:t>
+      </w:r>
+    </w:p>
+    <w:tbl>
+      <w:tblPr>
+        <w:tblStyle w:val="TableGrid"/>
+        <w:tblW w:type="auto" w:w="0"/>
+        <w:tblLook w:firstColumn="1" w:firstRow="1" w:lastColumn="0" w:lastRow="0" w:noHBand="0" w:noVBand="1" w:val="04A0"/>
+      </w:tblPr>
+      <w:tblGrid>
+        <w:gridCol w:w="3216"/>
+        <w:gridCol w:w="3216"/>
+        <w:gridCol w:w="3216"/>
+      </w:tblGrid>
+      <w:tr>
+        <w:tc>
+          <w:tcPr>
+            <w:tcW w:type="dxa" w:w="3216"/>
+          </w:tcPr>
+          <w:p>
+            <w:r>
+              <w:t>Necesidad</w:t>
+            </w:r>
+          </w:p>
+        </w:tc>
+        <w:tc>
+          <w:tcPr>
+            <w:tcW w:type="dxa" w:w="3216"/>
+          </w:tcPr>
+          <w:p>
+            <w:r>
+              <w:t>Funcionalidad Happy Paws</w:t>
+            </w:r>
+          </w:p>
+        </w:tc>
+        <w:tc>
+          <w:tcPr>
+            <w:tcW w:type="dxa" w:w="3216"/>
+          </w:tcPr>
+          <w:p>
+            <w:r>
+              <w:t>Beneficio</w:t>
+            </w:r>
+          </w:p>
+        </w:tc>
+      </w:tr>
+      <w:tr>
+        <w:tc>
+          <w:tcPr>
+            <w:tcW w:type="dxa" w:w="3216"/>
+          </w:tcPr>
+          <w:p>
+            <w:r>
+              <w:t>Gestión clínica dispersa</w:t>
+            </w:r>
+          </w:p>
+        </w:tc>
+        <w:tc>
+          <w:tcPr>
+            <w:tcW w:type="dxa" w:w="3216"/>
+          </w:tcPr>
+          <w:p>
+            <w:r>
+              <w:t>Historia clínica centralizada</w:t>
+            </w:r>
+          </w:p>
+        </w:tc>
+        <w:tc>
+          <w:tcPr>
+            <w:tcW w:type="dxa" w:w="3216"/>
+          </w:tcPr>
+          <w:p>
+            <w:r>
+              <w:t>Mejor trazabilidad y atención más rápida.</w:t>
+            </w:r>
+          </w:p>
+        </w:tc>
+      </w:tr>
+      <w:tr>
+        <w:tc>
+          <w:tcPr>
+            <w:tcW w:type="dxa" w:w="3216"/>
+          </w:tcPr>
+          <w:p>
+            <w:r>
+              <w:t>Adopciones manuales</w:t>
+            </w:r>
+          </w:p>
+        </w:tc>
+        <w:tc>
+          <w:tcPr>
+            <w:tcW w:type="dxa" w:w="3216"/>
+          </w:tcPr>
+          <w:p>
+            <w:r>
+              <w:t>Módulo de adopciones y postulaciones</w:t>
+            </w:r>
+          </w:p>
+        </w:tc>
+        <w:tc>
+          <w:tcPr>
+            <w:tcW w:type="dxa" w:w="3216"/>
+          </w:tcPr>
+          <w:p>
+            <w:r>
+              <w:t>Mayor transparencia y más adopciones efectivas.</w:t>
+            </w:r>
+          </w:p>
+        </w:tc>
+      </w:tr>
+      <w:tr>
+        <w:tc>
+          <w:tcPr>
+            <w:tcW w:type="dxa" w:w="3216"/>
+          </w:tcPr>
+          <w:p>
+            <w:r>
+              <w:t>Falta de visibilidad comercial</w:t>
+            </w:r>
+          </w:p>
+        </w:tc>
+        <w:tc>
+          <w:tcPr>
+            <w:tcW w:type="dxa" w:w="3216"/>
+          </w:tcPr>
+          <w:p>
+            <w:r>
+              <w:t>Panel de analítica y reportes</w:t>
+            </w:r>
+          </w:p>
+        </w:tc>
+        <w:tc>
+          <w:tcPr>
+            <w:tcW w:type="dxa" w:w="3216"/>
+          </w:tcPr>
+          <w:p>
+            <w:r>
+              <w:t>Decisiones basadas en datos.</w:t>
+            </w:r>
+          </w:p>
+        </w:tc>
+      </w:tr>
+      <w:tr>
+        <w:tc>
+          <w:tcPr>
+            <w:tcW w:type="dxa" w:w="3216"/>
+          </w:tcPr>
+          <w:p>
+            <w:r>
+              <w:t>Comunicación fragmentada</w:t>
+            </w:r>
+          </w:p>
+        </w:tc>
+        <w:tc>
+          <w:tcPr>
+            <w:tcW w:type="dxa" w:w="3216"/>
+          </w:tcPr>
+          <w:p>
+            <w:r>
+              <w:t>Notificaciones automáticas</w:t>
+            </w:r>
+          </w:p>
+        </w:tc>
+        <w:tc>
+          <w:tcPr>
+            <w:tcW w:type="dxa" w:w="3216"/>
+          </w:tcPr>
+          <w:p>
+            <w:r>
+              <w:t>Mejor experiencia para usuarios y equipos.</w:t>
+            </w:r>
+          </w:p>
+        </w:tc>
+      </w:tr>
+    </w:tbl>
+    <w:p>
+      <w:pPr>
+        <w:pStyle w:val="Heading2"/>
+      </w:pPr>
+      <w:r>
+        <w:rPr>
+          <w:b/>
+        </w:rPr>
+        <w:t>Componentes de la solución</w:t>
+      </w:r>
+    </w:p>
+    <w:p>
+      <w:pPr>
+        <w:pStyle w:val="ListBullet"/>
+      </w:pPr>
+      <w:r>
+        <w:t>Portal para veterinarias con administración de pacientes, citas, vacunas e historiales.</w:t>
+      </w:r>
+    </w:p>
+    <w:p>
+      <w:pPr>
+        <w:pStyle w:val="ListBullet"/>
+      </w:pPr>
+      <w:r>
+        <w:t>Portal para refugios con catálogo de mascotas, postulaciones y control de adopción.</w:t>
+      </w:r>
+    </w:p>
+    <w:p>
+      <w:pPr>
+        <w:pStyle w:val="ListBullet"/>
+      </w:pPr>
+      <w:r>
+        <w:t>Portal para propietarios con historial, recordatorios y seguimiento de sus mascotas.</w:t>
+      </w:r>
+    </w:p>
+    <w:p>
+      <w:pPr>
+        <w:pStyle w:val="ListBullet"/>
+      </w:pPr>
+      <w:r>
+        <w:t>Tablero administrativo con indicadores, reportes y configuración multiempresa.</w:t>
+      </w:r>
+    </w:p>
+    <w:p>
+      <w:pPr>
+        <w:pStyle w:val="Heading1"/>
+      </w:pPr>
+      <w:r>
+        <w:rPr>
+          <w:b/>
+        </w:rPr>
+        <w:t>7. MVP FUNCIONAL</w:t>
+      </w:r>
+    </w:p>
+    <w:tbl>
+      <w:tblPr>
+        <w:tblStyle w:val="TableGrid"/>
+        <w:tblW w:type="auto" w:w="0"/>
+        <w:tblLook w:firstColumn="1" w:firstRow="1" w:lastColumn="0" w:lastRow="0" w:noHBand="0" w:noVBand="1" w:val="04A0"/>
+      </w:tblPr>
+      <w:tblGrid>
+        <w:gridCol w:w="3216"/>
+        <w:gridCol w:w="3216"/>
+        <w:gridCol w:w="3216"/>
+      </w:tblGrid>
+      <w:tr>
+        <w:tc>
+          <w:tcPr>
+            <w:tcW w:type="dxa" w:w="3216"/>
+          </w:tcPr>
+          <w:p>
+            <w:r>
+              <w:t>Módulo</w:t>
+            </w:r>
+          </w:p>
+        </w:tc>
+        <w:tc>
+          <w:tcPr>
+            <w:tcW w:type="dxa" w:w="3216"/>
+          </w:tcPr>
+          <w:p>
+            <w:r>
+              <w:t>Alcance MVP</w:t>
+            </w:r>
+          </w:p>
+        </w:tc>
+        <w:tc>
+          <w:tcPr>
+            <w:tcW w:type="dxa" w:w="3216"/>
+          </w:tcPr>
+          <w:p>
+            <w:r>
+              <w:t>Prioridad</w:t>
+            </w:r>
+          </w:p>
+        </w:tc>
+      </w:tr>
+      <w:tr>
+        <w:tc>
+          <w:tcPr>
+            <w:tcW w:type="dxa" w:w="3216"/>
+          </w:tcPr>
+          <w:p>
+            <w:r>
+              <w:t>Autenticación</w:t>
+            </w:r>
+          </w:p>
+        </w:tc>
+        <w:tc>
+          <w:tcPr>
+            <w:tcW w:type="dxa" w:w="3216"/>
+          </w:tcPr>
+          <w:p>
+            <w:r>
+              <w:t>Registro, login y recuperación de contraseña</w:t>
+            </w:r>
+          </w:p>
+        </w:tc>
+        <w:tc>
+          <w:tcPr>
+            <w:tcW w:type="dxa" w:w="3216"/>
+          </w:tcPr>
+          <w:p>
+            <w:r>
+              <w:t>Alta</w:t>
+            </w:r>
+          </w:p>
+        </w:tc>
+      </w:tr>
+      <w:tr>
+        <w:tc>
+          <w:tcPr>
+            <w:tcW w:type="dxa" w:w="3216"/>
+          </w:tcPr>
+          <w:p>
+            <w:r>
+              <w:t>Gestión de mascotas</w:t>
+            </w:r>
+          </w:p>
+        </w:tc>
+        <w:tc>
+          <w:tcPr>
+            <w:tcW w:type="dxa" w:w="3216"/>
+          </w:tcPr>
+          <w:p>
+            <w:r>
+              <w:t>Ficha básica, datos clínicos y estado</w:t>
+            </w:r>
+          </w:p>
+        </w:tc>
+        <w:tc>
+          <w:tcPr>
+            <w:tcW w:type="dxa" w:w="3216"/>
+          </w:tcPr>
+          <w:p>
+            <w:r>
+              <w:t>Alta</w:t>
+            </w:r>
+          </w:p>
+        </w:tc>
+      </w:tr>
+      <w:tr>
+        <w:tc>
+          <w:tcPr>
+            <w:tcW w:type="dxa" w:w="3216"/>
+          </w:tcPr>
+          <w:p>
+            <w:r>
+              <w:t>Citas y recordatorios</w:t>
+            </w:r>
+          </w:p>
+        </w:tc>
+        <w:tc>
+          <w:tcPr>
+            <w:tcW w:type="dxa" w:w="3216"/>
+          </w:tcPr>
+          <w:p>
+            <w:r>
+              <w:t>Agenda simple y notificaciones</w:t>
+            </w:r>
+          </w:p>
+        </w:tc>
+        <w:tc>
+          <w:tcPr>
+            <w:tcW w:type="dxa" w:w="3216"/>
+          </w:tcPr>
+          <w:p>
+            <w:r>
+              <w:t>Alta</w:t>
+            </w:r>
+          </w:p>
+        </w:tc>
+      </w:tr>
+      <w:tr>
+        <w:tc>
+          <w:tcPr>
+            <w:tcW w:type="dxa" w:w="3216"/>
+          </w:tcPr>
+          <w:p>
+            <w:r>
+              <w:t>Adopciones</w:t>
+            </w:r>
+          </w:p>
+        </w:tc>
+        <w:tc>
+          <w:tcPr>
+            <w:tcW w:type="dxa" w:w="3216"/>
+          </w:tcPr>
+          <w:p>
+            <w:r>
+              <w:t>Publicación, postulación y seguimiento</w:t>
+            </w:r>
+          </w:p>
+        </w:tc>
+        <w:tc>
+          <w:tcPr>
+            <w:tcW w:type="dxa" w:w="3216"/>
+          </w:tcPr>
+          <w:p>
+            <w:r>
+              <w:t>Alta</w:t>
+            </w:r>
+          </w:p>
+        </w:tc>
+      </w:tr>
+      <w:tr>
+        <w:tc>
+          <w:tcPr>
+            <w:tcW w:type="dxa" w:w="3216"/>
+          </w:tcPr>
+          <w:p>
+            <w:r>
+              <w:t>Reportes</w:t>
+            </w:r>
+          </w:p>
+        </w:tc>
+        <w:tc>
+          <w:tcPr>
+            <w:tcW w:type="dxa" w:w="3216"/>
+          </w:tcPr>
+          <w:p>
+            <w:r>
+              <w:t>Indicadores esenciales para operación</w:t>
+            </w:r>
+          </w:p>
+        </w:tc>
+        <w:tc>
+          <w:tcPr>
+            <w:tcW w:type="dxa" w:w="3216"/>
+          </w:tcPr>
+          <w:p>
+            <w:r>
+              <w:t>Media</w:t>
+            </w:r>
+          </w:p>
+        </w:tc>
+      </w:tr>
+      <w:tr>
+        <w:tc>
+          <w:tcPr>
+            <w:tcW w:type="dxa" w:w="3216"/>
+          </w:tcPr>
+          <w:p>
+            <w:r>
+              <w:t>Facturación</w:t>
+            </w:r>
+          </w:p>
+        </w:tc>
+        <w:tc>
+          <w:tcPr>
+            <w:tcW w:type="dxa" w:w="3216"/>
+          </w:tcPr>
+          <w:p>
+            <w:r>
+              <w:t>Planes de suscripción y control básico</w:t>
+            </w:r>
+          </w:p>
+        </w:tc>
+        <w:tc>
+          <w:tcPr>
+            <w:tcW w:type="dxa" w:w="3216"/>
+          </w:tcPr>
+          <w:p>
+            <w:r>
+              <w:t>Media</w:t>
+            </w:r>
+          </w:p>
+        </w:tc>
+      </w:tr>
+    </w:tbl>
+    <w:p>
+      <w:pPr>
+        <w:pStyle w:val="Heading2"/>
+      </w:pPr>
+      <w:r>
+        <w:rPr>
+          <w:b/>
+        </w:rPr>
+        <w:t>Criterios de éxito del MVP</w:t>
+      </w:r>
+    </w:p>
+    <w:p>
+      <w:pPr>
+        <w:pStyle w:val="ListBullet"/>
+      </w:pPr>
+      <w:r>
+        <w:t>Tiempo de registro de mascota menor a 2 minutos.</w:t>
+      </w:r>
+    </w:p>
+    <w:p>
+      <w:pPr>
+        <w:pStyle w:val="ListBullet"/>
+      </w:pPr>
+      <w:r>
+        <w:t>Publicación de una mascota en adopción en menos de 1 minuto.</w:t>
+      </w:r>
+    </w:p>
+    <w:p>
+      <w:pPr>
+        <w:pStyle w:val="ListBullet"/>
+      </w:pPr>
+      <w:r>
+        <w:t>Disponibilidad operativa superior al 99,5% durante piloto.</w:t>
+      </w:r>
+    </w:p>
+    <w:p>
+      <w:pPr>
+        <w:pStyle w:val="ListBullet"/>
+      </w:pPr>
+      <w:r>
+        <w:t>Al menos 10 veterinarias piloto usando el sistema de forma activa.</w:t>
+      </w:r>
+    </w:p>
+    <w:p>
+      <w:pPr>
+        <w:pStyle w:val="Heading1"/>
+      </w:pPr>
+      <w:r>
+        <w:rPr>
+          <w:b/>
+        </w:rPr>
+        <w:t>8. ARQUITECTURA TECNOLÓGICA</w:t>
+      </w:r>
+    </w:p>
+    <w:tbl>
+      <w:tblPr>
+        <w:tblStyle w:val="TableGrid"/>
+        <w:tblW w:type="auto" w:w="0"/>
+        <w:tblLook w:firstColumn="1" w:firstRow="1" w:lastColumn="0" w:lastRow="0" w:noHBand="0" w:noVBand="1" w:val="04A0"/>
+      </w:tblPr>
+      <w:tblGrid>
+        <w:gridCol w:w="3216"/>
+        <w:gridCol w:w="3216"/>
+        <w:gridCol w:w="3216"/>
+      </w:tblGrid>
+      <w:tr>
+        <w:tc>
+          <w:tcPr>
+            <w:tcW w:type="dxa" w:w="3216"/>
+          </w:tcPr>
+          <w:p>
+            <w:r>
+              <w:t>Capa</w:t>
+            </w:r>
+          </w:p>
+        </w:tc>
+        <w:tc>
+          <w:tcPr>
+            <w:tcW w:type="dxa" w:w="3216"/>
+          </w:tcPr>
+          <w:p>
+            <w:r>
+              <w:t>Tecnología sugerida</w:t>
+            </w:r>
+          </w:p>
+        </w:tc>
+        <w:tc>
+          <w:tcPr>
+            <w:tcW w:type="dxa" w:w="3216"/>
+          </w:tcPr>
+          <w:p>
+            <w:r>
+              <w:t>Motivo</w:t>
+            </w:r>
+          </w:p>
+        </w:tc>
+      </w:tr>
+      <w:tr>
+        <w:tc>
+          <w:tcPr>
+            <w:tcW w:type="dxa" w:w="3216"/>
+          </w:tcPr>
+          <w:p>
+            <w:r>
+              <w:t>Frontend</w:t>
+            </w:r>
+          </w:p>
+        </w:tc>
+        <w:tc>
+          <w:tcPr>
+            <w:tcW w:type="dxa" w:w="3216"/>
+          </w:tcPr>
+          <w:p>
+            <w:r>
+              <w:t>React o Next.js</w:t>
+            </w:r>
+          </w:p>
+        </w:tc>
+        <w:tc>
+          <w:tcPr>
+            <w:tcW w:type="dxa" w:w="3216"/>
+          </w:tcPr>
+          <w:p>
+            <w:r>
+              <w:t>Experiencia moderna, rápida y escalable.</w:t>
+            </w:r>
+          </w:p>
+        </w:tc>
+      </w:tr>
+      <w:tr>
+        <w:tc>
+          <w:tcPr>
+            <w:tcW w:type="dxa" w:w="3216"/>
+          </w:tcPr>
+          <w:p>
+            <w:r>
+              <w:t>Backend</w:t>
+            </w:r>
+          </w:p>
+        </w:tc>
+        <w:tc>
+          <w:tcPr>
+            <w:tcW w:type="dxa" w:w="3216"/>
+          </w:tcPr>
+          <w:p>
+            <w:r>
+              <w:t>Python con FastAPI o Django</w:t>
+            </w:r>
+          </w:p>
+        </w:tc>
+        <w:tc>
+          <w:tcPr>
+            <w:tcW w:type="dxa" w:w="3216"/>
+          </w:tcPr>
+          <w:p>
+            <w:r>
+              <w:t>Rapidez de desarrollo y mantenibilidad.</w:t>
+            </w:r>
+          </w:p>
+        </w:tc>
+      </w:tr>
+      <w:tr>
+        <w:tc>
+          <w:tcPr>
+            <w:tcW w:type="dxa" w:w="3216"/>
+          </w:tcPr>
+          <w:p>
+            <w:r>
+              <w:t>Base de datos</w:t>
+            </w:r>
+          </w:p>
+        </w:tc>
+        <w:tc>
+          <w:tcPr>
+            <w:tcW w:type="dxa" w:w="3216"/>
+          </w:tcPr>
+          <w:p>
+            <w:r>
+              <w:t>PostgreSQL</w:t>
+            </w:r>
+          </w:p>
+        </w:tc>
+        <w:tc>
+          <w:tcPr>
+            <w:tcW w:type="dxa" w:w="3216"/>
+          </w:tcPr>
+          <w:p>
+            <w:r>
+              <w:t>Robustez, relaciones y soporte multiempresa.</w:t>
+            </w:r>
+          </w:p>
+        </w:tc>
+      </w:tr>
+      <w:tr>
+        <w:tc>
+          <w:tcPr>
+            <w:tcW w:type="dxa" w:w="3216"/>
+          </w:tcPr>
+          <w:p>
+            <w:r>
+              <w:t>Infraestructura</w:t>
+            </w:r>
+          </w:p>
+        </w:tc>
+        <w:tc>
+          <w:tcPr>
+            <w:tcW w:type="dxa" w:w="3216"/>
+          </w:tcPr>
+          <w:p>
+            <w:r>
+              <w:t>AWS, GCP o Azure</w:t>
+            </w:r>
+          </w:p>
+        </w:tc>
+        <w:tc>
+          <w:tcPr>
+            <w:tcW w:type="dxa" w:w="3216"/>
+          </w:tcPr>
+          <w:p>
+            <w:r>
+              <w:t>Escalabilidad y servicios administrados.</w:t>
+            </w:r>
+          </w:p>
+        </w:tc>
+      </w:tr>
+      <w:tr>
+        <w:tc>
+          <w:tcPr>
+            <w:tcW w:type="dxa" w:w="3216"/>
+          </w:tcPr>
+          <w:p>
+            <w:r>
+              <w:t>Autenticación</w:t>
+            </w:r>
+          </w:p>
+        </w:tc>
+        <w:tc>
+          <w:tcPr>
+            <w:tcW w:type="dxa" w:w="3216"/>
+          </w:tcPr>
+          <w:p>
+            <w:r>
+              <w:t>JWT + OAuth</w:t>
+            </w:r>
+          </w:p>
+        </w:tc>
+        <w:tc>
+          <w:tcPr>
+            <w:tcW w:type="dxa" w:w="3216"/>
+          </w:tcPr>
+          <w:p>
+            <w:r>
+              <w:t>Seguridad y control de acceso.</w:t>
+            </w:r>
+          </w:p>
+        </w:tc>
+      </w:tr>
+      <w:tr>
+        <w:tc>
+          <w:tcPr>
+            <w:tcW w:type="dxa" w:w="3216"/>
+          </w:tcPr>
+          <w:p>
+            <w:r>
+              <w:t>Analítica</w:t>
+            </w:r>
+          </w:p>
+        </w:tc>
+        <w:tc>
+          <w:tcPr>
+            <w:tcW w:type="dxa" w:w="3216"/>
+          </w:tcPr>
+          <w:p>
+            <w:r>
+              <w:t>Metabase o dashboards propios</w:t>
+            </w:r>
+          </w:p>
+        </w:tc>
+        <w:tc>
+          <w:tcPr>
+            <w:tcW w:type="dxa" w:w="3216"/>
+          </w:tcPr>
+          <w:p>
+            <w:r>
+              <w:t>Visualización de KPIs para clientes y operación.</w:t>
+            </w:r>
+          </w:p>
+        </w:tc>
+      </w:tr>
+    </w:tbl>
+    <w:p>
+      <w:pPr>
+        <w:pStyle w:val="Heading2"/>
+      </w:pPr>
+      <w:r>
+        <w:rPr>
+          <w:b/>
+        </w:rPr>
+        <w:t>Principios técnicos</w:t>
+      </w:r>
+    </w:p>
+    <w:p>
+      <w:pPr>
+        <w:pStyle w:val="ListBullet"/>
+      </w:pPr>
+      <w:r>
+        <w:t>Arquitectura multiempresa por tenant.</w:t>
+      </w:r>
+    </w:p>
+    <w:p>
+      <w:pPr>
+        <w:pStyle w:val="ListBullet"/>
+      </w:pPr>
+      <w:r>
+        <w:t>Escalabilidad horizontal para nuevos clientes.</w:t>
+      </w:r>
+    </w:p>
+    <w:p>
+      <w:pPr>
+        <w:pStyle w:val="ListBullet"/>
+      </w:pPr>
+      <w:r>
+        <w:t>Seguridad por roles y trazabilidad de acciones.</w:t>
+      </w:r>
+    </w:p>
+    <w:p>
+      <w:pPr>
+        <w:pStyle w:val="ListBullet"/>
+      </w:pPr>
+      <w:r>
+        <w:t>Diseño API-first para integraciones futuras.</w:t>
+      </w:r>
+    </w:p>
+    <w:p>
+      <w:pPr>
+        <w:pStyle w:val="Heading1"/>
+      </w:pPr>
+      <w:r>
+        <w:rPr>
+          <w:b/>
+        </w:rPr>
+        <w:t>9. MODELO DE NEGOCIO Y PLANES DE SUSCRIPCIÓN</w:t>
+      </w:r>
+    </w:p>
+    <w:tbl>
+      <w:tblPr>
+        <w:tblStyle w:val="TableGrid"/>
+        <w:tblW w:type="auto" w:w="0"/>
+        <w:tblLook w:firstColumn="1" w:firstRow="1" w:lastColumn="0" w:lastRow="0" w:noHBand="0" w:noVBand="1" w:val="04A0"/>
+      </w:tblPr>
+      <w:tblGrid>
+        <w:gridCol w:w="2412"/>
+        <w:gridCol w:w="2412"/>
+        <w:gridCol w:w="2412"/>
+        <w:gridCol w:w="2412"/>
+      </w:tblGrid>
+      <w:tr>
+        <w:tc>
+          <w:tcPr>
+            <w:tcW w:type="dxa" w:w="2412"/>
+          </w:tcPr>
+          <w:p>
+            <w:r>
+              <w:t>Plan</w:t>
+            </w:r>
+          </w:p>
+        </w:tc>
+        <w:tc>
+          <w:tcPr>
+            <w:tcW w:type="dxa" w:w="2412"/>
+          </w:tcPr>
+          <w:p>
+            <w:r>
+              <w:t>Precio mensual</w:t>
+            </w:r>
+          </w:p>
+        </w:tc>
+        <w:tc>
+          <w:tcPr>
+            <w:tcW w:type="dxa" w:w="2412"/>
+          </w:tcPr>
+          <w:p>
+            <w:r>
+              <w:t>Dirigido a</w:t>
+            </w:r>
+          </w:p>
+        </w:tc>
+        <w:tc>
+          <w:tcPr>
+            <w:tcW w:type="dxa" w:w="2412"/>
+          </w:tcPr>
+          <w:p>
+            <w:r>
+              <w:t>Incluye</w:t>
+            </w:r>
+          </w:p>
+        </w:tc>
+      </w:tr>
+      <w:tr>
+        <w:tc>
+          <w:tcPr>
+            <w:tcW w:type="dxa" w:w="2412"/>
+          </w:tcPr>
+          <w:p>
+            <w:r>
+              <w:t>Starter</w:t>
+            </w:r>
+          </w:p>
+        </w:tc>
+        <w:tc>
+          <w:tcPr>
+            <w:tcW w:type="dxa" w:w="2412"/>
+          </w:tcPr>
+          <w:p>
+            <w:r>
+              <w:t>COP 99.000</w:t>
+            </w:r>
+          </w:p>
+        </w:tc>
+        <w:tc>
+          <w:tcPr>
+            <w:tcW w:type="dxa" w:w="2412"/>
+          </w:tcPr>
+          <w:p>
+            <w:r>
+              <w:t>Veterinarias pequeñas</w:t>
+            </w:r>
+          </w:p>
+        </w:tc>
+        <w:tc>
+          <w:tcPr>
+            <w:tcW w:type="dxa" w:w="2412"/>
+          </w:tcPr>
+          <w:p>
+            <w:r>
+              <w:t>Agenda, pacientes y recordatorios básicos.</w:t>
+            </w:r>
+          </w:p>
+        </w:tc>
+      </w:tr>
+      <w:tr>
+        <w:tc>
+          <w:tcPr>
+            <w:tcW w:type="dxa" w:w="2412"/>
+          </w:tcPr>
+          <w:p>
+            <w:r>
+              <w:t>Pro</w:t>
+            </w:r>
+          </w:p>
+        </w:tc>
+        <w:tc>
+          <w:tcPr>
+            <w:tcW w:type="dxa" w:w="2412"/>
+          </w:tcPr>
+          <w:p>
+            <w:r>
+              <w:t>COP 249.000</w:t>
+            </w:r>
+          </w:p>
+        </w:tc>
+        <w:tc>
+          <w:tcPr>
+            <w:tcW w:type="dxa" w:w="2412"/>
+          </w:tcPr>
+          <w:p>
+            <w:r>
+              <w:t>Veterinarias en crecimiento</w:t>
+            </w:r>
+          </w:p>
+        </w:tc>
+        <w:tc>
+          <w:tcPr>
+            <w:tcW w:type="dxa" w:w="2412"/>
+          </w:tcPr>
+          <w:p>
+            <w:r>
+              <w:t>Clínica, adopciones, reportes y usuarios múltiples.</w:t>
+            </w:r>
+          </w:p>
+        </w:tc>
+      </w:tr>
+      <w:tr>
+        <w:tc>
+          <w:tcPr>
+            <w:tcW w:type="dxa" w:w="2412"/>
+          </w:tcPr>
+          <w:p>
+            <w:r>
+              <w:t>Enterprise</w:t>
+            </w:r>
+          </w:p>
+        </w:tc>
+        <w:tc>
+          <w:tcPr>
+            <w:tcW w:type="dxa" w:w="2412"/>
+          </w:tcPr>
+          <w:p>
+            <w:r>
+              <w:t>COP 590.000</w:t>
+            </w:r>
+          </w:p>
+        </w:tc>
+        <w:tc>
+          <w:tcPr>
+            <w:tcW w:type="dxa" w:w="2412"/>
+          </w:tcPr>
+          <w:p>
+            <w:r>
+              <w:t>Cadenas y aliados grandes</w:t>
+            </w:r>
+          </w:p>
+        </w:tc>
+        <w:tc>
+          <w:tcPr>
+            <w:tcW w:type="dxa" w:w="2412"/>
+          </w:tcPr>
+          <w:p>
+            <w:r>
+              <w:t>Multi sede, analítica avanzada e integraciones.</w:t>
+            </w:r>
+          </w:p>
+        </w:tc>
+      </w:tr>
+    </w:tbl>
+    <w:p>
+      <w:pPr>
+        <w:pStyle w:val="Heading2"/>
+      </w:pPr>
+      <w:r>
+        <w:rPr>
+          <w:b/>
+        </w:rPr>
+        <w:t>Fuentes de ingresos</w:t>
+      </w:r>
+    </w:p>
+    <w:p>
+      <w:pPr>
+        <w:pStyle w:val="ListBullet"/>
+      </w:pPr>
+      <w:r>
+        <w:t>Suscripción mensual por veterinaria o refugio.</w:t>
+      </w:r>
+    </w:p>
+    <w:p>
+      <w:pPr>
+        <w:pStyle w:val="ListBullet"/>
+      </w:pPr>
+      <w:r>
+        <w:t>Servicios premium de adopción destacada y campañas.</w:t>
+      </w:r>
+    </w:p>
+    <w:p>
+      <w:pPr>
+        <w:pStyle w:val="ListBullet"/>
+      </w:pPr>
+      <w:r>
+        <w:t>Implementaciones y soporte especializado.</w:t>
+      </w:r>
+    </w:p>
+    <w:p>
+      <w:pPr>
+        <w:pStyle w:val="ListBullet"/>
+      </w:pPr>
+      <w:r>
+        <w:t>Convenios con aliados estratégicos.</w:t>
+      </w:r>
+    </w:p>
+    <w:p>
+      <w:pPr>
+        <w:pStyle w:val="Heading1"/>
+      </w:pPr>
+      <w:r>
+        <w:rPr>
+          <w:b/>
+        </w:rPr>
+        <w:t>10. PLAN DE MARKETING Y VENTAS</w:t>
+      </w:r>
+    </w:p>
+    <w:tbl>
+      <w:tblPr>
+        <w:tblStyle w:val="TableGrid"/>
+        <w:tblW w:type="auto" w:w="0"/>
+        <w:tblLook w:firstColumn="1" w:firstRow="1" w:lastColumn="0" w:lastRow="0" w:noHBand="0" w:noVBand="1" w:val="04A0"/>
+      </w:tblPr>
+      <w:tblGrid>
+        <w:gridCol w:w="3216"/>
+        <w:gridCol w:w="3216"/>
+        <w:gridCol w:w="3216"/>
+      </w:tblGrid>
+      <w:tr>
+        <w:tc>
+          <w:tcPr>
+            <w:tcW w:type="dxa" w:w="3216"/>
+          </w:tcPr>
+          <w:p>
+            <w:r>
+              <w:t>Canal</w:t>
+            </w:r>
+          </w:p>
+        </w:tc>
+        <w:tc>
+          <w:tcPr>
+            <w:tcW w:type="dxa" w:w="3216"/>
+          </w:tcPr>
+          <w:p>
+            <w:r>
+              <w:t>Objetivo</w:t>
+            </w:r>
+          </w:p>
+        </w:tc>
+        <w:tc>
+          <w:tcPr>
+            <w:tcW w:type="dxa" w:w="3216"/>
+          </w:tcPr>
+          <w:p>
+            <w:r>
+              <w:t>KPI</w:t>
+            </w:r>
+          </w:p>
+        </w:tc>
+      </w:tr>
+      <w:tr>
+        <w:tc>
+          <w:tcPr>
+            <w:tcW w:type="dxa" w:w="3216"/>
+          </w:tcPr>
+          <w:p>
+            <w:r>
+              <w:t>Ventas directas</w:t>
+            </w:r>
+          </w:p>
+        </w:tc>
+        <w:tc>
+          <w:tcPr>
+            <w:tcW w:type="dxa" w:w="3216"/>
+          </w:tcPr>
+          <w:p>
+            <w:r>
+              <w:t>Cerrar veterinarias piloto</w:t>
+            </w:r>
+          </w:p>
+        </w:tc>
+        <w:tc>
+          <w:tcPr>
+            <w:tcW w:type="dxa" w:w="3216"/>
+          </w:tcPr>
+          <w:p>
+            <w:r>
+              <w:t>Tasa de cierre</w:t>
+            </w:r>
+          </w:p>
+        </w:tc>
+      </w:tr>
+      <w:tr>
+        <w:tc>
+          <w:tcPr>
+            <w:tcW w:type="dxa" w:w="3216"/>
+          </w:tcPr>
+          <w:p>
+            <w:r>
+              <w:t>Alianzas</w:t>
+            </w:r>
+          </w:p>
+        </w:tc>
+        <w:tc>
+          <w:tcPr>
+            <w:tcW w:type="dxa" w:w="3216"/>
+          </w:tcPr>
+          <w:p>
+            <w:r>
+              <w:t>Firmar acuerdos con refugios y fundaciones</w:t>
+            </w:r>
+          </w:p>
+        </w:tc>
+        <w:tc>
+          <w:tcPr>
+            <w:tcW w:type="dxa" w:w="3216"/>
+          </w:tcPr>
+          <w:p>
+            <w:r>
+              <w:t>Número de convenios</w:t>
+            </w:r>
+          </w:p>
+        </w:tc>
+      </w:tr>
+      <w:tr>
+        <w:tc>
+          <w:tcPr>
+            <w:tcW w:type="dxa" w:w="3216"/>
+          </w:tcPr>
+          <w:p>
+            <w:r>
+              <w:t>Contenido digital</w:t>
+            </w:r>
+          </w:p>
+        </w:tc>
+        <w:tc>
+          <w:tcPr>
+            <w:tcW w:type="dxa" w:w="3216"/>
+          </w:tcPr>
+          <w:p>
+            <w:r>
+              <w:t>Generar autoridad de marca</w:t>
+            </w:r>
+          </w:p>
+        </w:tc>
+        <w:tc>
+          <w:tcPr>
+            <w:tcW w:type="dxa" w:w="3216"/>
+          </w:tcPr>
+          <w:p>
+            <w:r>
+              <w:t>Leads calificados</w:t>
+            </w:r>
+          </w:p>
+        </w:tc>
+      </w:tr>
+      <w:tr>
+        <w:tc>
+          <w:tcPr>
+            <w:tcW w:type="dxa" w:w="3216"/>
+          </w:tcPr>
+          <w:p>
+            <w:r>
+              <w:t>Referidos</w:t>
+            </w:r>
+          </w:p>
+        </w:tc>
+        <w:tc>
+          <w:tcPr>
+            <w:tcW w:type="dxa" w:w="3216"/>
+          </w:tcPr>
+          <w:p>
+            <w:r>
+              <w:t>Escalar adquisición con clientes actuales</w:t>
+            </w:r>
+          </w:p>
+        </w:tc>
+        <w:tc>
+          <w:tcPr>
+            <w:tcW w:type="dxa" w:w="3216"/>
+          </w:tcPr>
+          <w:p>
+            <w:r>
+              <w:t>CAC por canal</w:t>
+            </w:r>
+          </w:p>
+        </w:tc>
+      </w:tr>
+    </w:tbl>
+    <w:p>
+      <w:pPr>
+        <w:pStyle w:val="Heading2"/>
+      </w:pPr>
+      <w:r>
+        <w:rPr>
+          <w:b/>
+        </w:rPr>
+        <w:t>Metas comerciales</w:t>
+      </w:r>
+    </w:p>
+    <w:p>
+      <w:pPr>
+        <w:pStyle w:val="ListBullet"/>
+      </w:pPr>
+      <w:r>
+        <w:t>20 clientes piloto en los primeros 90 días.</w:t>
+      </w:r>
+    </w:p>
+    <w:p>
+      <w:pPr>
+        <w:pStyle w:val="ListBullet"/>
+      </w:pPr>
+      <w:r>
+        <w:t>60 clientes activos al mes 6.</w:t>
+      </w:r>
+    </w:p>
+    <w:p>
+      <w:pPr>
+        <w:pStyle w:val="ListBullet"/>
+      </w:pPr>
+      <w:r>
+        <w:t>100 clientes activos al mes 12.</w:t>
+      </w:r>
+    </w:p>
+    <w:p>
+      <w:pPr>
+        <w:pStyle w:val="Heading1"/>
+      </w:pPr>
+      <w:r>
+        <w:rPr>
+          <w:b/>
+        </w:rPr>
+        <w:t>11. PLAN OPERATIVO Y SOPORTE</w:t>
+      </w:r>
+    </w:p>
+    <w:tbl>
+      <w:tblPr>
+        <w:tblStyle w:val="TableGrid"/>
+        <w:tblW w:type="auto" w:w="0"/>
+        <w:tblLook w:firstColumn="1" w:firstRow="1" w:lastColumn="0" w:lastRow="0" w:noHBand="0" w:noVBand="1" w:val="04A0"/>
+      </w:tblPr>
+      <w:tblGrid>
+        <w:gridCol w:w="3216"/>
+        <w:gridCol w:w="3216"/>
+        <w:gridCol w:w="3216"/>
+      </w:tblGrid>
+      <w:tr>
+        <w:tc>
+          <w:tcPr>
+            <w:tcW w:type="dxa" w:w="3216"/>
+          </w:tcPr>
+          <w:p>
+            <w:r>
+              <w:t>Proceso</w:t>
+            </w:r>
+          </w:p>
+        </w:tc>
+        <w:tc>
+          <w:tcPr>
+            <w:tcW w:type="dxa" w:w="3216"/>
+          </w:tcPr>
+          <w:p>
+            <w:r>
+              <w:t>Responsable</w:t>
+            </w:r>
+          </w:p>
+        </w:tc>
+        <w:tc>
+          <w:tcPr>
+            <w:tcW w:type="dxa" w:w="3216"/>
+          </w:tcPr>
+          <w:p>
+            <w:r>
+              <w:t>SLA objetivo</w:t>
+            </w:r>
+          </w:p>
+        </w:tc>
+      </w:tr>
+      <w:tr>
+        <w:tc>
+          <w:tcPr>
+            <w:tcW w:type="dxa" w:w="3216"/>
+          </w:tcPr>
+          <w:p>
+            <w:r>
+              <w:t>Onboarding</w:t>
+            </w:r>
+          </w:p>
+        </w:tc>
+        <w:tc>
+          <w:tcPr>
+            <w:tcW w:type="dxa" w:w="3216"/>
+          </w:tcPr>
+          <w:p>
+            <w:r>
+              <w:t>Customer Success</w:t>
+            </w:r>
+          </w:p>
+        </w:tc>
+        <w:tc>
+          <w:tcPr>
+            <w:tcW w:type="dxa" w:w="3216"/>
+          </w:tcPr>
+          <w:p>
+            <w:r>
+              <w:t>24 horas</w:t>
+            </w:r>
+          </w:p>
+        </w:tc>
+      </w:tr>
+      <w:tr>
+        <w:tc>
+          <w:tcPr>
+            <w:tcW w:type="dxa" w:w="3216"/>
+          </w:tcPr>
+          <w:p>
+            <w:r>
+              <w:t>Soporte funcional</w:t>
+            </w:r>
+          </w:p>
+        </w:tc>
+        <w:tc>
+          <w:tcPr>
+            <w:tcW w:type="dxa" w:w="3216"/>
+          </w:tcPr>
+          <w:p>
+            <w:r>
+              <w:t>Mesa de ayuda</w:t>
+            </w:r>
+          </w:p>
+        </w:tc>
+        <w:tc>
+          <w:tcPr>
+            <w:tcW w:type="dxa" w:w="3216"/>
+          </w:tcPr>
+          <w:p>
+            <w:r>
+              <w:t>4 horas hábiles</w:t>
+            </w:r>
+          </w:p>
+        </w:tc>
+      </w:tr>
+      <w:tr>
+        <w:tc>
+          <w:tcPr>
+            <w:tcW w:type="dxa" w:w="3216"/>
+          </w:tcPr>
+          <w:p>
+            <w:r>
+              <w:t>Incidentes críticos</w:t>
+            </w:r>
+          </w:p>
+        </w:tc>
+        <w:tc>
+          <w:tcPr>
+            <w:tcW w:type="dxa" w:w="3216"/>
+          </w:tcPr>
+          <w:p>
+            <w:r>
+              <w:t>Equipo técnico</w:t>
+            </w:r>
+          </w:p>
+        </w:tc>
+        <w:tc>
+          <w:tcPr>
+            <w:tcW w:type="dxa" w:w="3216"/>
+          </w:tcPr>
+          <w:p>
+            <w:r>
+              <w:t>1 hora</w:t>
+            </w:r>
+          </w:p>
+        </w:tc>
+      </w:tr>
+      <w:tr>
+        <w:tc>
+          <w:tcPr>
+            <w:tcW w:type="dxa" w:w="3216"/>
+          </w:tcPr>
+          <w:p>
+            <w:r>
+              <w:t>Capacitación</w:t>
+            </w:r>
+          </w:p>
+        </w:tc>
+        <w:tc>
+          <w:tcPr>
+            <w:tcW w:type="dxa" w:w="3216"/>
+          </w:tcPr>
+          <w:p>
+            <w:r>
+              <w:t>Customer Success + Producto</w:t>
+            </w:r>
+          </w:p>
+        </w:tc>
+        <w:tc>
+          <w:tcPr>
+            <w:tcW w:type="dxa" w:w="3216"/>
+          </w:tcPr>
+          <w:p>
+            <w:r>
+              <w:t>Primera semana</w:t>
+            </w:r>
+          </w:p>
+        </w:tc>
+      </w:tr>
+    </w:tbl>
+    <w:p>
+      <w:pPr>
+        <w:pStyle w:val="Heading2"/>
+      </w:pPr>
+      <w:r>
+        <w:rPr>
+          <w:b/>
+        </w:rPr>
+        <w:t>Estructura de atención</w:t>
+      </w:r>
+    </w:p>
+    <w:p>
+      <w:pPr>
+        <w:pStyle w:val="ListBullet"/>
+      </w:pPr>
+      <w:r>
+        <w:t>Canal de soporte por correo y chat.</w:t>
+      </w:r>
+    </w:p>
+    <w:p>
+      <w:pPr>
+        <w:pStyle w:val="ListBullet"/>
+      </w:pPr>
+      <w:r>
+        <w:t>Base de conocimiento para usuarios finales.</w:t>
+      </w:r>
+    </w:p>
+    <w:p>
+      <w:pPr>
+        <w:pStyle w:val="ListBullet"/>
+      </w:pPr>
+      <w:r>
+        <w:t>Seguimiento de tickets con prioridad y estado.</w:t>
+      </w:r>
+    </w:p>
+    <w:p>
+      <w:pPr>
+        <w:pStyle w:val="Heading1"/>
+      </w:pPr>
+      <w:r>
+        <w:rPr>
+          <w:b/>
+        </w:rPr>
+        <w:t>12. ESTRUCTURA LEGAL EN COLOMBIA</w:t>
+      </w:r>
+    </w:p>
+    <w:tbl>
+      <w:tblPr>
+        <w:tblStyle w:val="TableGrid"/>
+        <w:tblW w:type="auto" w:w="0"/>
+        <w:tblLook w:firstColumn="1" w:firstRow="1" w:lastColumn="0" w:lastRow="0" w:noHBand="0" w:noVBand="1" w:val="04A0"/>
+      </w:tblPr>
+      <w:tblGrid>
+        <w:gridCol w:w="3216"/>
+        <w:gridCol w:w="3216"/>
+        <w:gridCol w:w="3216"/>
+      </w:tblGrid>
+      <w:tr>
+        <w:tc>
+          <w:tcPr>
+            <w:tcW w:type="dxa" w:w="3216"/>
+          </w:tcPr>
+          <w:p>
+            <w:r>
+              <w:t>Elemento</w:t>
+            </w:r>
+          </w:p>
+        </w:tc>
+        <w:tc>
+          <w:tcPr>
+            <w:tcW w:type="dxa" w:w="3216"/>
+          </w:tcPr>
+          <w:p>
+            <w:r>
+              <w:t>Requisito</w:t>
+            </w:r>
+          </w:p>
+        </w:tc>
+        <w:tc>
+          <w:tcPr>
+            <w:tcW w:type="dxa" w:w="3216"/>
+          </w:tcPr>
+          <w:p>
+            <w:r>
+              <w:t>Estado recomendado</w:t>
+            </w:r>
+          </w:p>
+        </w:tc>
+      </w:tr>
+      <w:tr>
+        <w:tc>
+          <w:tcPr>
+            <w:tcW w:type="dxa" w:w="3216"/>
+          </w:tcPr>
+          <w:p>
+            <w:r>
+              <w:t>Tipo societario</w:t>
+            </w:r>
+          </w:p>
+        </w:tc>
+        <w:tc>
+          <w:tcPr>
+            <w:tcW w:type="dxa" w:w="3216"/>
+          </w:tcPr>
+          <w:p>
+            <w:r>
+              <w:t>SAS</w:t>
+            </w:r>
+          </w:p>
+        </w:tc>
+        <w:tc>
+          <w:tcPr>
+            <w:tcW w:type="dxa" w:w="3216"/>
+          </w:tcPr>
+          <w:p>
+            <w:r>
+              <w:t>Adecuado para escalabilidad y entrada de inversión.</w:t>
+            </w:r>
+          </w:p>
+        </w:tc>
+      </w:tr>
+      <w:tr>
+        <w:tc>
+          <w:tcPr>
+            <w:tcW w:type="dxa" w:w="3216"/>
+          </w:tcPr>
+          <w:p>
+            <w:r>
+              <w:t>RUT y cámara de comercio</w:t>
+            </w:r>
+          </w:p>
+        </w:tc>
+        <w:tc>
+          <w:tcPr>
+            <w:tcW w:type="dxa" w:w="3216"/>
+          </w:tcPr>
+          <w:p>
+            <w:r>
+              <w:t>Inscripción formal</w:t>
+            </w:r>
+          </w:p>
+        </w:tc>
+        <w:tc>
+          <w:tcPr>
+            <w:tcW w:type="dxa" w:w="3216"/>
+          </w:tcPr>
+          <w:p>
+            <w:r>
+              <w:t>Necesario para operación comercial.</w:t>
+            </w:r>
+          </w:p>
+        </w:tc>
+      </w:tr>
+      <w:tr>
+        <w:tc>
+          <w:tcPr>
+            <w:tcW w:type="dxa" w:w="3216"/>
+          </w:tcPr>
+          <w:p>
+            <w:r>
+              <w:t>Protección de datos</w:t>
+            </w:r>
+          </w:p>
+        </w:tc>
+        <w:tc>
+          <w:tcPr>
+            <w:tcW w:type="dxa" w:w="3216"/>
+          </w:tcPr>
+          <w:p>
+            <w:r>
+              <w:t>Política de tratamiento y consentimiento</w:t>
+            </w:r>
+          </w:p>
+        </w:tc>
+        <w:tc>
+          <w:tcPr>
+            <w:tcW w:type="dxa" w:w="3216"/>
+          </w:tcPr>
+          <w:p>
+            <w:r>
+              <w:t>Crítico por la información clínica.</w:t>
+            </w:r>
+          </w:p>
+        </w:tc>
+      </w:tr>
+      <w:tr>
+        <w:tc>
+          <w:tcPr>
+            <w:tcW w:type="dxa" w:w="3216"/>
+          </w:tcPr>
+          <w:p>
+            <w:r>
+              <w:t>Términos y condiciones</w:t>
+            </w:r>
+          </w:p>
+        </w:tc>
+        <w:tc>
+          <w:tcPr>
+            <w:tcW w:type="dxa" w:w="3216"/>
+          </w:tcPr>
+          <w:p>
+            <w:r>
+              <w:t>Contratos de uso por tipo de cliente</w:t>
+            </w:r>
+          </w:p>
+        </w:tc>
+        <w:tc>
+          <w:tcPr>
+            <w:tcW w:type="dxa" w:w="3216"/>
+          </w:tcPr>
+          <w:p>
+            <w:r>
+              <w:t>Obligatorio para operación digital.</w:t>
+            </w:r>
+          </w:p>
+        </w:tc>
+      </w:tr>
+    </w:tbl>
+    <w:p>
+      <w:pPr>
+        <w:pStyle w:val="Heading2"/>
+      </w:pPr>
+      <w:r>
+        <w:rPr>
+          <w:b/>
+        </w:rPr>
+        <w:t>Consideraciones legales</w:t>
+      </w:r>
+    </w:p>
+    <w:p>
+      <w:pPr>
+        <w:pStyle w:val="ListBullet"/>
+      </w:pPr>
+      <w:r>
+        <w:t>Cumplimiento de la Ley 1581 de 2012 sobre protección de datos personales.</w:t>
+      </w:r>
+    </w:p>
+    <w:p>
+      <w:pPr>
+        <w:pStyle w:val="ListBullet"/>
+      </w:pPr>
+      <w:r>
+        <w:t>Trazabilidad de consentimiento para manejo de información sensible.</w:t>
+      </w:r>
+    </w:p>
+    <w:p>
+      <w:pPr>
+        <w:pStyle w:val="ListBullet"/>
+      </w:pPr>
+      <w:r>
+        <w:t>Soporte documental para relaciones comerciales con veterinarias y fundaciones.</w:t>
+      </w:r>
+    </w:p>
+    <w:p>
+      <w:pPr>
+        <w:pStyle w:val="Heading1"/>
+      </w:pPr>
+      <w:r>
+        <w:rPr>
+          <w:b/>
+        </w:rPr>
+        <w:t>13. EQUIPO REQUERIDO</w:t>
+      </w:r>
+    </w:p>
+    <w:tbl>
+      <w:tblPr>
+        <w:tblStyle w:val="TableGrid"/>
+        <w:tblW w:type="auto" w:w="0"/>
+        <w:tblLook w:firstColumn="1" w:firstRow="1" w:lastColumn="0" w:lastRow="0" w:noHBand="0" w:noVBand="1" w:val="04A0"/>
+      </w:tblPr>
+      <w:tblGrid>
+        <w:gridCol w:w="3216"/>
+        <w:gridCol w:w="3216"/>
+        <w:gridCol w:w="3216"/>
+      </w:tblGrid>
+      <w:tr>
+        <w:tc>
+          <w:tcPr>
+            <w:tcW w:type="dxa" w:w="3216"/>
+          </w:tcPr>
+          <w:p>
+            <w:r>
+              <w:t>Rol</w:t>
+            </w:r>
+          </w:p>
+        </w:tc>
+        <w:tc>
+          <w:tcPr>
+            <w:tcW w:type="dxa" w:w="3216"/>
+          </w:tcPr>
+          <w:p>
+            <w:r>
+              <w:t>Dedicación</w:t>
+            </w:r>
+          </w:p>
+        </w:tc>
+        <w:tc>
+          <w:tcPr>
+            <w:tcW w:type="dxa" w:w="3216"/>
+          </w:tcPr>
+          <w:p>
+            <w:r>
+              <w:t>Costo mensual estimado</w:t>
+            </w:r>
+          </w:p>
+        </w:tc>
+      </w:tr>
+      <w:tr>
+        <w:tc>
+          <w:tcPr>
+            <w:tcW w:type="dxa" w:w="3216"/>
+          </w:tcPr>
+          <w:p>
+            <w:r>
+              <w:t>Product Manager</w:t>
+            </w:r>
+          </w:p>
+        </w:tc>
+        <w:tc>
+          <w:tcPr>
+            <w:tcW w:type="dxa" w:w="3216"/>
+          </w:tcPr>
+          <w:p>
+            <w:r>
+              <w:t>Tiempo completo</w:t>
+            </w:r>
+          </w:p>
+        </w:tc>
+        <w:tc>
+          <w:tcPr>
+            <w:tcW w:type="dxa" w:w="3216"/>
+          </w:tcPr>
+          <w:p>
+            <w:r>
+              <w:t>COP 12.000.000</w:t>
+            </w:r>
+          </w:p>
+        </w:tc>
+      </w:tr>
+      <w:tr>
+        <w:tc>
+          <w:tcPr>
+            <w:tcW w:type="dxa" w:w="3216"/>
+          </w:tcPr>
+          <w:p>
+            <w:r>
+              <w:t>Desarrollador Full Stack</w:t>
+            </w:r>
+          </w:p>
+        </w:tc>
+        <w:tc>
+          <w:tcPr>
+            <w:tcW w:type="dxa" w:w="3216"/>
+          </w:tcPr>
+          <w:p>
+            <w:r>
+              <w:t>Tiempo completo</w:t>
+            </w:r>
+          </w:p>
+        </w:tc>
+        <w:tc>
+          <w:tcPr>
+            <w:tcW w:type="dxa" w:w="3216"/>
+          </w:tcPr>
+          <w:p>
+            <w:r>
+              <w:t>COP 10.000.000</w:t>
+            </w:r>
+          </w:p>
+        </w:tc>
+      </w:tr>
+      <w:tr>
+        <w:tc>
+          <w:tcPr>
+            <w:tcW w:type="dxa" w:w="3216"/>
+          </w:tcPr>
+          <w:p>
+            <w:r>
+              <w:t>Diseñador UX/UI</w:t>
+            </w:r>
+          </w:p>
+        </w:tc>
+        <w:tc>
+          <w:tcPr>
+            <w:tcW w:type="dxa" w:w="3216"/>
+          </w:tcPr>
+          <w:p>
+            <w:r>
+              <w:t>Medio tiempo</w:t>
+            </w:r>
+          </w:p>
+        </w:tc>
+        <w:tc>
+          <w:tcPr>
+            <w:tcW w:type="dxa" w:w="3216"/>
+          </w:tcPr>
+          <w:p>
+            <w:r>
+              <w:t>COP 5.000.000</w:t>
+            </w:r>
+          </w:p>
+        </w:tc>
+      </w:tr>
+      <w:tr>
+        <w:tc>
+          <w:tcPr>
+            <w:tcW w:type="dxa" w:w="3216"/>
+          </w:tcPr>
+          <w:p>
+            <w:r>
+              <w:t>Customer Success</w:t>
+            </w:r>
+          </w:p>
+        </w:tc>
+        <w:tc>
+          <w:tcPr>
+            <w:tcW w:type="dxa" w:w="3216"/>
+          </w:tcPr>
+          <w:p>
+            <w:r>
+              <w:t>Tiempo completo</w:t>
+            </w:r>
+          </w:p>
+        </w:tc>
+        <w:tc>
+          <w:tcPr>
+            <w:tcW w:type="dxa" w:w="3216"/>
+          </w:tcPr>
+          <w:p>
+            <w:r>
+              <w:t>COP 6.500.000</w:t>
+            </w:r>
+          </w:p>
+        </w:tc>
+      </w:tr>
+      <w:tr>
+        <w:tc>
+          <w:tcPr>
+            <w:tcW w:type="dxa" w:w="3216"/>
+          </w:tcPr>
+          <w:p>
+            <w:r>
+              <w:t>Ventas B2B</w:t>
+            </w:r>
+          </w:p>
+        </w:tc>
+        <w:tc>
+          <w:tcPr>
+            <w:tcW w:type="dxa" w:w="3216"/>
+          </w:tcPr>
+          <w:p>
+            <w:r>
+              <w:t>Tiempo completo</w:t>
+            </w:r>
+          </w:p>
+        </w:tc>
+        <w:tc>
+          <w:tcPr>
+            <w:tcW w:type="dxa" w:w="3216"/>
+          </w:tcPr>
+          <w:p>
+            <w:r>
+              <w:t>COP 7.000.000</w:t>
+            </w:r>
+          </w:p>
+        </w:tc>
+      </w:tr>
+    </w:tbl>
+    <w:p>
+      <w:pPr>
+        <w:pStyle w:val="Heading2"/>
+      </w:pPr>
+      <w:r>
+        <w:rPr>
+          <w:b/>
+        </w:rPr>
+        <w:t>Roles críticos</w:t>
+      </w:r>
+    </w:p>
+    <w:p>
+      <w:pPr>
+        <w:pStyle w:val="ListBullet"/>
+      </w:pPr>
+      <w:r>
+        <w:t>Líder de producto para priorizar el roadmap.</w:t>
+      </w:r>
+    </w:p>
+    <w:p>
+      <w:pPr>
+        <w:pStyle w:val="ListBullet"/>
+      </w:pPr>
+      <w:r>
+        <w:t>Equipo técnico para construir y sostener el MVP.</w:t>
+      </w:r>
+    </w:p>
+    <w:p>
+      <w:pPr>
+        <w:pStyle w:val="ListBullet"/>
+      </w:pPr>
+      <w:r>
+        <w:t>Área comercial para adquisición y retención.</w:t>
+      </w:r>
+    </w:p>
+    <w:p>
+      <w:pPr>
+        <w:pStyle w:val="ListBullet"/>
+      </w:pPr>
+      <w:r>
+        <w:t>Soporte para entrenamiento y acompañamiento.</w:t>
+      </w:r>
+    </w:p>
+    <w:p>
+      <w:pPr>
+        <w:pStyle w:val="Heading1"/>
+      </w:pPr>
+      <w:r>
+        <w:rPr>
+          <w:b/>
+        </w:rPr>
+        <w:t>14. COSTOS DE DESARROLLO DETALLADOS</w:t>
+      </w:r>
+    </w:p>
+    <w:tbl>
+      <w:tblPr>
+        <w:tblStyle w:val="TableGrid"/>
+        <w:tblW w:type="auto" w:w="0"/>
+        <w:tblLook w:firstColumn="1" w:firstRow="1" w:lastColumn="0" w:lastRow="0" w:noHBand="0" w:noVBand="1" w:val="04A0"/>
+      </w:tblPr>
+      <w:tblGrid>
+        <w:gridCol w:w="4824"/>
+        <w:gridCol w:w="4824"/>
+      </w:tblGrid>
+      <w:tr>
+        <w:tc>
+          <w:tcPr>
+            <w:tcW w:type="dxa" w:w="4824"/>
+          </w:tcPr>
+          <w:p>
+            <w:r>
+              <w:t>Concepto</w:t>
+            </w:r>
+          </w:p>
+        </w:tc>
+        <w:tc>
+          <w:tcPr>
+            <w:tcW w:type="dxa" w:w="4824"/>
+          </w:tcPr>
+          <w:p>
+            <w:r>
+              <w:t>Valor</w:t>
+            </w:r>
+          </w:p>
+        </w:tc>
+      </w:tr>
+      <w:tr>
+        <w:tc>
+          <w:tcPr>
+            <w:tcW w:type="dxa" w:w="4824"/>
+          </w:tcPr>
+          <w:p>
+            <w:r>
+              <w:t>Descubrimiento y definición</w:t>
+            </w:r>
+          </w:p>
+        </w:tc>
+        <w:tc>
+          <w:tcPr>
+            <w:tcW w:type="dxa" w:w="4824"/>
+          </w:tcPr>
+          <w:p>
+            <w:r>
+              <w:t>COP 40.000.000</w:t>
+            </w:r>
+          </w:p>
+        </w:tc>
+      </w:tr>
+      <w:tr>
+        <w:tc>
+          <w:tcPr>
+            <w:tcW w:type="dxa" w:w="4824"/>
+          </w:tcPr>
+          <w:p>
+            <w:r>
+              <w:t>Diseño UX/UI</w:t>
+            </w:r>
+          </w:p>
+        </w:tc>
+        <w:tc>
+          <w:tcPr>
+            <w:tcW w:type="dxa" w:w="4824"/>
+          </w:tcPr>
+          <w:p>
+            <w:r>
+              <w:t>COP 60.000.000</w:t>
+            </w:r>
+          </w:p>
+        </w:tc>
+      </w:tr>
+      <w:tr>
+        <w:tc>
+          <w:tcPr>
+            <w:tcW w:type="dxa" w:w="4824"/>
+          </w:tcPr>
+          <w:p>
+            <w:r>
+              <w:t>Desarrollo backend y frontend</w:t>
+            </w:r>
+          </w:p>
+        </w:tc>
+        <w:tc>
+          <w:tcPr>
+            <w:tcW w:type="dxa" w:w="4824"/>
+          </w:tcPr>
+          <w:p>
+            <w:r>
+              <w:t>COP 320.000.000</w:t>
+            </w:r>
+          </w:p>
+        </w:tc>
+      </w:tr>
+      <w:tr>
+        <w:tc>
+          <w:tcPr>
+            <w:tcW w:type="dxa" w:w="4824"/>
+          </w:tcPr>
+          <w:p>
+            <w:r>
+              <w:t>QA y pruebas</w:t>
+            </w:r>
+          </w:p>
+        </w:tc>
+        <w:tc>
+          <w:tcPr>
+            <w:tcW w:type="dxa" w:w="4824"/>
+          </w:tcPr>
+          <w:p>
+            <w:r>
+              <w:t>COP 50.000.000</w:t>
+            </w:r>
+          </w:p>
+        </w:tc>
+      </w:tr>
+      <w:tr>
+        <w:tc>
+          <w:tcPr>
+            <w:tcW w:type="dxa" w:w="4824"/>
+          </w:tcPr>
+          <w:p>
+            <w:r>
+              <w:t>Infraestructura inicial</w:t>
+            </w:r>
+          </w:p>
+        </w:tc>
+        <w:tc>
+          <w:tcPr>
+            <w:tcW w:type="dxa" w:w="4824"/>
+          </w:tcPr>
+          <w:p>
+            <w:r>
+              <w:t>COP 30.000.000</w:t>
+            </w:r>
+          </w:p>
+        </w:tc>
+      </w:tr>
+      <w:tr>
+        <w:tc>
+          <w:tcPr>
+            <w:tcW w:type="dxa" w:w="4824"/>
+          </w:tcPr>
+          <w:p>
+            <w:r>
+              <w:t>Lanzamiento piloto</w:t>
+            </w:r>
+          </w:p>
+        </w:tc>
+        <w:tc>
+          <w:tcPr>
+            <w:tcW w:type="dxa" w:w="4824"/>
+          </w:tcPr>
+          <w:p>
+            <w:r>
+              <w:t>COP 50.000.000</w:t>
+            </w:r>
+          </w:p>
+        </w:tc>
+      </w:tr>
+    </w:tbl>
+    <w:p>
+      <w:r>
+        <w:rPr>
+          <w:b/>
+        </w:rPr>
+        <w:t xml:space="preserve">Total estimado desarrollo: </w:t>
+      </w:r>
+      <w:r>
+        <w:t>COP 550.000.000</w:t>
+      </w:r>
+    </w:p>
+    <w:p>
+      <w:pPr>
+        <w:pStyle w:val="Heading1"/>
+      </w:pPr>
+      <w:r>
+        <w:rPr>
+          <w:b/>
+        </w:rPr>
+        <w:t>15. COSTOS OPERATIVOS MENSUALES</w:t>
+      </w:r>
+    </w:p>
+    <w:tbl>
+      <w:tblPr>
+        <w:tblStyle w:val="TableGrid"/>
+        <w:tblW w:type="auto" w:w="0"/>
+        <w:tblLook w:firstColumn="1" w:firstRow="1" w:lastColumn="0" w:lastRow="0" w:noHBand="0" w:noVBand="1" w:val="04A0"/>
+      </w:tblPr>
+      <w:tblGrid>
+        <w:gridCol w:w="4824"/>
+        <w:gridCol w:w="4824"/>
+      </w:tblGrid>
+      <w:tr>
+        <w:tc>
+          <w:tcPr>
+            <w:tcW w:type="dxa" w:w="4824"/>
+          </w:tcPr>
+          <w:p>
+            <w:r>
+              <w:t>Concepto</w:t>
+            </w:r>
+          </w:p>
+        </w:tc>
+        <w:tc>
+          <w:tcPr>
+            <w:tcW w:type="dxa" w:w="4824"/>
+          </w:tcPr>
+          <w:p>
+            <w:r>
+              <w:t>Valor mensual</w:t>
+            </w:r>
+          </w:p>
+        </w:tc>
+      </w:tr>
+      <w:tr>
+        <w:tc>
+          <w:tcPr>
+            <w:tcW w:type="dxa" w:w="4824"/>
+          </w:tcPr>
+          <w:p>
+            <w:r>
+              <w:t>Nómina base</w:t>
+            </w:r>
+          </w:p>
+        </w:tc>
+        <w:tc>
+          <w:tcPr>
+            <w:tcW w:type="dxa" w:w="4824"/>
+          </w:tcPr>
+          <w:p>
+            <w:r>
+              <w:t>COP 40.500.000</w:t>
+            </w:r>
+          </w:p>
+        </w:tc>
+      </w:tr>
+      <w:tr>
+        <w:tc>
+          <w:tcPr>
+            <w:tcW w:type="dxa" w:w="4824"/>
+          </w:tcPr>
+          <w:p>
+            <w:r>
+              <w:t>Infraestructura y herramientas</w:t>
+            </w:r>
+          </w:p>
+        </w:tc>
+        <w:tc>
+          <w:tcPr>
+            <w:tcW w:type="dxa" w:w="4824"/>
+          </w:tcPr>
+          <w:p>
+            <w:r>
+              <w:t>COP 8.500.000</w:t>
+            </w:r>
+          </w:p>
+        </w:tc>
+      </w:tr>
+      <w:tr>
+        <w:tc>
+          <w:tcPr>
+            <w:tcW w:type="dxa" w:w="4824"/>
+          </w:tcPr>
+          <w:p>
+            <w:r>
+              <w:t>Marketing y pauta</w:t>
+            </w:r>
+          </w:p>
+        </w:tc>
+        <w:tc>
+          <w:tcPr>
+            <w:tcW w:type="dxa" w:w="4824"/>
+          </w:tcPr>
+          <w:p>
+            <w:r>
+              <w:t>COP 15.000.000</w:t>
+            </w:r>
+          </w:p>
+        </w:tc>
+      </w:tr>
+      <w:tr>
+        <w:tc>
+          <w:tcPr>
+            <w:tcW w:type="dxa" w:w="4824"/>
+          </w:tcPr>
+          <w:p>
+            <w:r>
+              <w:t>Soporte y operación</w:t>
+            </w:r>
+          </w:p>
+        </w:tc>
+        <w:tc>
+          <w:tcPr>
+            <w:tcW w:type="dxa" w:w="4824"/>
+          </w:tcPr>
+          <w:p>
+            <w:r>
+              <w:t>COP 7.000.000</w:t>
+            </w:r>
+          </w:p>
+        </w:tc>
+      </w:tr>
+      <w:tr>
+        <w:tc>
+          <w:tcPr>
+            <w:tcW w:type="dxa" w:w="4824"/>
+          </w:tcPr>
+          <w:p>
+            <w:r>
+              <w:t>Administración y legales</w:t>
+            </w:r>
+          </w:p>
+        </w:tc>
+        <w:tc>
+          <w:tcPr>
+            <w:tcW w:type="dxa" w:w="4824"/>
+          </w:tcPr>
+          <w:p>
+            <w:r>
+              <w:t>COP 5.000.000</w:t>
+            </w:r>
+          </w:p>
+        </w:tc>
+      </w:tr>
+    </w:tbl>
+    <w:p>
+      <w:r>
+        <w:rPr>
+          <w:b/>
+        </w:rPr>
+        <w:t xml:space="preserve">Total operativo mensual estimado: </w:t>
+      </w:r>
+      <w:r>
+        <w:t>COP 76.000.000</w:t>
+      </w:r>
+    </w:p>
+    <w:p>
+      <w:pPr>
+        <w:pStyle w:val="Heading1"/>
+      </w:pPr>
+      <w:r>
+        <w:rPr>
+          <w:b/>
+        </w:rPr>
+        <w:t>16. PROYECCIÓN FINANCIERA A 12 MESES</w:t>
+      </w:r>
+    </w:p>
+    <w:tbl>
+      <w:tblPr>
+        <w:tblStyle w:val="TableGrid"/>
+        <w:tblW w:type="auto" w:w="0"/>
+        <w:tblLook w:firstColumn="1" w:firstRow="1" w:lastColumn="0" w:lastRow="0" w:noHBand="0" w:noVBand="1" w:val="04A0"/>
+      </w:tblPr>
+      <w:tblGrid>
+        <w:gridCol w:w="1930"/>
+        <w:gridCol w:w="1930"/>
+        <w:gridCol w:w="1930"/>
+        <w:gridCol w:w="1930"/>
+        <w:gridCol w:w="1930"/>
+      </w:tblGrid>
+      <w:tr>
+        <w:tc>
+          <w:tcPr>
+            <w:tcW w:type="dxa" w:w="1930"/>
+          </w:tcPr>
+          <w:p>
+            <w:r>
+              <w:t>Mes</w:t>
+            </w:r>
+          </w:p>
+        </w:tc>
+        <w:tc>
+          <w:tcPr>
+            <w:tcW w:type="dxa" w:w="1930"/>
+          </w:tcPr>
+          <w:p>
+            <w:r>
+              <w:t>Clientes activos</w:t>
+            </w:r>
+          </w:p>
+        </w:tc>
+        <w:tc>
+          <w:tcPr>
+            <w:tcW w:type="dxa" w:w="1930"/>
+          </w:tcPr>
+          <w:p>
+            <w:r>
+              <w:t>Ingresos</w:t>
+            </w:r>
+          </w:p>
+        </w:tc>
+        <w:tc>
+          <w:tcPr>
+            <w:tcW w:type="dxa" w:w="1930"/>
+          </w:tcPr>
+          <w:p>
+            <w:r>
+              <w:t>Costos</w:t>
+            </w:r>
+          </w:p>
+        </w:tc>
+        <w:tc>
+          <w:tcPr>
+            <w:tcW w:type="dxa" w:w="1930"/>
+          </w:tcPr>
+          <w:p>
+            <w:r>
+              <w:t>Flujo neto</w:t>
+            </w:r>
+          </w:p>
+        </w:tc>
+      </w:tr>
+      <w:tr>
+        <w:tc>
+          <w:tcPr>
+            <w:tcW w:type="dxa" w:w="1930"/>
+          </w:tcPr>
+          <w:p>
+            <w:r>
+              <w:t>1</w:t>
+            </w:r>
+          </w:p>
+        </w:tc>
+        <w:tc>
+          <w:tcPr>
+            <w:tcW w:type="dxa" w:w="1930"/>
+          </w:tcPr>
+          <w:p>
+            <w:r>
+              <w:t>10</w:t>
+            </w:r>
+          </w:p>
+        </w:tc>
+        <w:tc>
+          <w:tcPr>
+            <w:tcW w:type="dxa" w:w="1930"/>
+          </w:tcPr>
+          <w:p>
+            <w:r>
+              <w:t>COP 1.485.000</w:t>
+            </w:r>
+          </w:p>
+        </w:tc>
+        <w:tc>
+          <w:tcPr>
+            <w:tcW w:type="dxa" w:w="1930"/>
+          </w:tcPr>
+          <w:p>
+            <w:r>
+              <w:t>COP 76.000.000</w:t>
+            </w:r>
+          </w:p>
+        </w:tc>
+        <w:tc>
+          <w:tcPr>
+            <w:tcW w:type="dxa" w:w="1930"/>
+          </w:tcPr>
+          <w:p>
+            <w:r>
+              <w:t>COP -74.515.000</w:t>
+            </w:r>
+          </w:p>
+        </w:tc>
+      </w:tr>
+      <w:tr>
+        <w:tc>
+          <w:tcPr>
+            <w:tcW w:type="dxa" w:w="1930"/>
+          </w:tcPr>
+          <w:p>
+            <w:r>
+              <w:t>2</w:t>
+            </w:r>
+          </w:p>
+        </w:tc>
+        <w:tc>
+          <w:tcPr>
+            <w:tcW w:type="dxa" w:w="1930"/>
+          </w:tcPr>
+          <w:p>
+            <w:r>
+              <w:t>15</w:t>
+            </w:r>
+          </w:p>
+        </w:tc>
+        <w:tc>
+          <w:tcPr>
+            <w:tcW w:type="dxa" w:w="1930"/>
+          </w:tcPr>
+          <w:p>
+            <w:r>
+              <w:t>COP 2.227.500</w:t>
+            </w:r>
+          </w:p>
+        </w:tc>
+        <w:tc>
+          <w:tcPr>
+            <w:tcW w:type="dxa" w:w="1930"/>
+          </w:tcPr>
+          <w:p>
+            <w:r>
+              <w:t>COP 76.000.000</w:t>
+            </w:r>
+          </w:p>
+        </w:tc>
+        <w:tc>
+          <w:tcPr>
+            <w:tcW w:type="dxa" w:w="1930"/>
+          </w:tcPr>
+          <w:p>
+            <w:r>
+              <w:t>COP -73.772.500</w:t>
+            </w:r>
+          </w:p>
+        </w:tc>
+      </w:tr>
+      <w:tr>
+        <w:tc>
+          <w:tcPr>
+            <w:tcW w:type="dxa" w:w="1930"/>
+          </w:tcPr>
+          <w:p>
+            <w:r>
+              <w:t>3</w:t>
+            </w:r>
+          </w:p>
+        </w:tc>
+        <w:tc>
+          <w:tcPr>
+            <w:tcW w:type="dxa" w:w="1930"/>
+          </w:tcPr>
+          <w:p>
+            <w:r>
+              <w:t>20</w:t>
+            </w:r>
+          </w:p>
+        </w:tc>
+        <w:tc>
+          <w:tcPr>
+            <w:tcW w:type="dxa" w:w="1930"/>
+          </w:tcPr>
+          <w:p>
+            <w:r>
+              <w:t>COP 2.970.000</w:t>
+            </w:r>
+          </w:p>
+        </w:tc>
+        <w:tc>
+          <w:tcPr>
+            <w:tcW w:type="dxa" w:w="1930"/>
+          </w:tcPr>
+          <w:p>
+            <w:r>
+              <w:t>COP 76.000.000</w:t>
+            </w:r>
+          </w:p>
+        </w:tc>
+        <w:tc>
+          <w:tcPr>
+            <w:tcW w:type="dxa" w:w="1930"/>
+          </w:tcPr>
+          <w:p>
+            <w:r>
+              <w:t>COP -73.030.000</w:t>
+            </w:r>
+          </w:p>
+        </w:tc>
+      </w:tr>
+      <w:tr>
+        <w:tc>
+          <w:tcPr>
+            <w:tcW w:type="dxa" w:w="1930"/>
+          </w:tcPr>
+          <w:p>
+            <w:r>
+              <w:t>4</w:t>
+            </w:r>
+          </w:p>
+        </w:tc>
+        <w:tc>
+          <w:tcPr>
+            <w:tcW w:type="dxa" w:w="1930"/>
+          </w:tcPr>
+          <w:p>
+            <w:r>
+              <w:t>28</w:t>
+            </w:r>
+          </w:p>
+        </w:tc>
+        <w:tc>
+          <w:tcPr>
+            <w:tcW w:type="dxa" w:w="1930"/>
+          </w:tcPr>
+          <w:p>
+            <w:r>
+              <w:t>COP 4.158.000</w:t>
+            </w:r>
+          </w:p>
+        </w:tc>
+        <w:tc>
+          <w:tcPr>
+            <w:tcW w:type="dxa" w:w="1930"/>
+          </w:tcPr>
+          <w:p>
+            <w:r>
+              <w:t>COP 76.000.000</w:t>
+            </w:r>
+          </w:p>
+        </w:tc>
+        <w:tc>
+          <w:tcPr>
+            <w:tcW w:type="dxa" w:w="1930"/>
+          </w:tcPr>
+          <w:p>
+            <w:r>
+              <w:t>COP -71.842.000</w:t>
+            </w:r>
+          </w:p>
+        </w:tc>
+      </w:tr>
+      <w:tr>
+        <w:tc>
+          <w:tcPr>
+            <w:tcW w:type="dxa" w:w="1930"/>
+          </w:tcPr>
+          <w:p>
+            <w:r>
+              <w:t>5</w:t>
+            </w:r>
+          </w:p>
+        </w:tc>
+        <w:tc>
+          <w:tcPr>
+            <w:tcW w:type="dxa" w:w="1930"/>
+          </w:tcPr>
+          <w:p>
+            <w:r>
+              <w:t>36</w:t>
+            </w:r>
+          </w:p>
+        </w:tc>
+        <w:tc>
+          <w:tcPr>
+            <w:tcW w:type="dxa" w:w="1930"/>
+          </w:tcPr>
+          <w:p>
+            <w:r>
+              <w:t>COP 5.346.000</w:t>
+            </w:r>
+          </w:p>
+        </w:tc>
+        <w:tc>
+          <w:tcPr>
+            <w:tcW w:type="dxa" w:w="1930"/>
+          </w:tcPr>
+          <w:p>
+            <w:r>
+              <w:t>COP 76.000.000</w:t>
+            </w:r>
+          </w:p>
+        </w:tc>
+        <w:tc>
+          <w:tcPr>
+            <w:tcW w:type="dxa" w:w="1930"/>
+          </w:tcPr>
+          <w:p>
+            <w:r>
+              <w:t>COP -70.654.000</w:t>
+            </w:r>
+          </w:p>
+        </w:tc>
+      </w:tr>
+      <w:tr>
+        <w:tc>
+          <w:tcPr>
+            <w:tcW w:type="dxa" w:w="1930"/>
+          </w:tcPr>
+          <w:p>
+            <w:r>
+              <w:t>6</w:t>
+            </w:r>
+          </w:p>
+        </w:tc>
+        <w:tc>
+          <w:tcPr>
+            <w:tcW w:type="dxa" w:w="1930"/>
+          </w:tcPr>
+          <w:p>
+            <w:r>
+              <w:t>45</w:t>
+            </w:r>
+          </w:p>
+        </w:tc>
+        <w:tc>
+          <w:tcPr>
+            <w:tcW w:type="dxa" w:w="1930"/>
+          </w:tcPr>
+          <w:p>
+            <w:r>
+              <w:t>COP 6.682.500</w:t>
+            </w:r>
+          </w:p>
+        </w:tc>
+        <w:tc>
+          <w:tcPr>
+            <w:tcW w:type="dxa" w:w="1930"/>
+          </w:tcPr>
+          <w:p>
+            <w:r>
+              <w:t>COP 76.000.000</w:t>
+            </w:r>
+          </w:p>
+        </w:tc>
+        <w:tc>
+          <w:tcPr>
+            <w:tcW w:type="dxa" w:w="1930"/>
+          </w:tcPr>
+          <w:p>
+            <w:r>
+              <w:t>COP -69.317.500</w:t>
+            </w:r>
+          </w:p>
+        </w:tc>
+      </w:tr>
+      <w:tr>
+        <w:tc>
+          <w:tcPr>
+            <w:tcW w:type="dxa" w:w="1930"/>
+          </w:tcPr>
+          <w:p>
+            <w:r>
+              <w:t>7</w:t>
+            </w:r>
+          </w:p>
+        </w:tc>
+        <w:tc>
+          <w:tcPr>
+            <w:tcW w:type="dxa" w:w="1930"/>
+          </w:tcPr>
+          <w:p>
+            <w:r>
+              <w:t>55</w:t>
+            </w:r>
+          </w:p>
+        </w:tc>
+        <w:tc>
+          <w:tcPr>
+            <w:tcW w:type="dxa" w:w="1930"/>
+          </w:tcPr>
+          <w:p>
+            <w:r>
+              <w:t>COP 8.167.500</w:t>
+            </w:r>
+          </w:p>
+        </w:tc>
+        <w:tc>
+          <w:tcPr>
+            <w:tcW w:type="dxa" w:w="1930"/>
+          </w:tcPr>
+          <w:p>
+            <w:r>
+              <w:t>COP 76.000.000</w:t>
+            </w:r>
+          </w:p>
+        </w:tc>
+        <w:tc>
+          <w:tcPr>
+            <w:tcW w:type="dxa" w:w="1930"/>
+          </w:tcPr>
+          <w:p>
+            <w:r>
+              <w:t>COP -67.832.500</w:t>
+            </w:r>
+          </w:p>
+        </w:tc>
+      </w:tr>
+      <w:tr>
+        <w:tc>
+          <w:tcPr>
+            <w:tcW w:type="dxa" w:w="1930"/>
+          </w:tcPr>
+          <w:p>
+            <w:r>
+              <w:t>8</w:t>
+            </w:r>
+          </w:p>
+        </w:tc>
+        <w:tc>
+          <w:tcPr>
+            <w:tcW w:type="dxa" w:w="1930"/>
+          </w:tcPr>
+          <w:p>
+            <w:r>
+              <w:t>65</w:t>
+            </w:r>
+          </w:p>
+        </w:tc>
+        <w:tc>
+          <w:tcPr>
+            <w:tcW w:type="dxa" w:w="1930"/>
+          </w:tcPr>
+          <w:p>
+            <w:r>
+              <w:t>COP 9.652.500</w:t>
+            </w:r>
+          </w:p>
+        </w:tc>
+        <w:tc>
+          <w:tcPr>
+            <w:tcW w:type="dxa" w:w="1930"/>
+          </w:tcPr>
+          <w:p>
+            <w:r>
+              <w:t>COP 76.000.000</w:t>
+            </w:r>
+          </w:p>
+        </w:tc>
+        <w:tc>
+          <w:tcPr>
+            <w:tcW w:type="dxa" w:w="1930"/>
+          </w:tcPr>
+          <w:p>
+            <w:r>
+              <w:t>COP -66.347.500</w:t>
+            </w:r>
+          </w:p>
+        </w:tc>
+      </w:tr>
+      <w:tr>
+        <w:tc>
+          <w:tcPr>
+            <w:tcW w:type="dxa" w:w="1930"/>
+          </w:tcPr>
+          <w:p>
+            <w:r>
+              <w:t>9</w:t>
+            </w:r>
+          </w:p>
+        </w:tc>
+        <w:tc>
+          <w:tcPr>
+            <w:tcW w:type="dxa" w:w="1930"/>
+          </w:tcPr>
+          <w:p>
+            <w:r>
+              <w:t>76</w:t>
+            </w:r>
+          </w:p>
+        </w:tc>
+        <w:tc>
+          <w:tcPr>
+            <w:tcW w:type="dxa" w:w="1930"/>
+          </w:tcPr>
+          <w:p>
+            <w:r>
+              <w:t>COP 11.284.200</w:t>
+            </w:r>
+          </w:p>
+        </w:tc>
+        <w:tc>
+          <w:tcPr>
+            <w:tcW w:type="dxa" w:w="1930"/>
+          </w:tcPr>
+          <w:p>
+            <w:r>
+              <w:t>COP 76.000.000</w:t>
+            </w:r>
+          </w:p>
+        </w:tc>
+        <w:tc>
+          <w:tcPr>
+            <w:tcW w:type="dxa" w:w="1930"/>
+          </w:tcPr>
+          <w:p>
+            <w:r>
+              <w:t>COP -64.715.800</w:t>
+            </w:r>
+          </w:p>
+        </w:tc>
+      </w:tr>
+      <w:tr>
+        <w:tc>
+          <w:tcPr>
+            <w:tcW w:type="dxa" w:w="1930"/>
+          </w:tcPr>
+          <w:p>
+            <w:r>
+              <w:t>10</w:t>
+            </w:r>
+          </w:p>
+        </w:tc>
+        <w:tc>
+          <w:tcPr>
+            <w:tcW w:type="dxa" w:w="1930"/>
+          </w:tcPr>
+          <w:p>
+            <w:r>
+              <w:t>88</w:t>
+            </w:r>
+          </w:p>
+        </w:tc>
+        <w:tc>
+          <w:tcPr>
+            <w:tcW w:type="dxa" w:w="1930"/>
+          </w:tcPr>
+          <w:p>
+            <w:r>
+              <w:t>COP 13.068.000</w:t>
+            </w:r>
+          </w:p>
+        </w:tc>
+        <w:tc>
+          <w:tcPr>
+            <w:tcW w:type="dxa" w:w="1930"/>
+          </w:tcPr>
+          <w:p>
+            <w:r>
+              <w:t>COP 76.000.000</w:t>
+            </w:r>
+          </w:p>
+        </w:tc>
+        <w:tc>
+          <w:tcPr>
+            <w:tcW w:type="dxa" w:w="1930"/>
+          </w:tcPr>
+          <w:p>
+            <w:r>
+              <w:t>COP -62.932.000</w:t>
+            </w:r>
+          </w:p>
+        </w:tc>
+      </w:tr>
+      <w:tr>
+        <w:tc>
+          <w:tcPr>
+            <w:tcW w:type="dxa" w:w="1930"/>
+          </w:tcPr>
+          <w:p>
+            <w:r>
+              <w:t>11</w:t>
+            </w:r>
+          </w:p>
+        </w:tc>
+        <w:tc>
+          <w:tcPr>
+            <w:tcW w:type="dxa" w:w="1930"/>
+          </w:tcPr>
+          <w:p>
+            <w:r>
+              <w:t>100</w:t>
+            </w:r>
+          </w:p>
+        </w:tc>
+        <w:tc>
+          <w:tcPr>
+            <w:tcW w:type="dxa" w:w="1930"/>
+          </w:tcPr>
+          <w:p>
+            <w:r>
+              <w:t>COP 14.850.000</w:t>
+            </w:r>
+          </w:p>
+        </w:tc>
+        <w:tc>
+          <w:tcPr>
+            <w:tcW w:type="dxa" w:w="1930"/>
+          </w:tcPr>
+          <w:p>
+            <w:r>
+              <w:t>COP 76.000.000</w:t>
+            </w:r>
+          </w:p>
+        </w:tc>
+        <w:tc>
+          <w:tcPr>
+            <w:tcW w:type="dxa" w:w="1930"/>
+          </w:tcPr>
+          <w:p>
+            <w:r>
+              <w:t>COP -61.150.000</w:t>
+            </w:r>
+          </w:p>
+        </w:tc>
+      </w:tr>
+      <w:tr>
+        <w:tc>
+          <w:tcPr>
+            <w:tcW w:type="dxa" w:w="1930"/>
+          </w:tcPr>
+          <w:p>
+            <w:r>
+              <w:t>12</w:t>
+            </w:r>
+          </w:p>
+        </w:tc>
+        <w:tc>
+          <w:tcPr>
+            <w:tcW w:type="dxa" w:w="1930"/>
+          </w:tcPr>
+          <w:p>
+            <w:r>
+              <w:t>115</w:t>
+            </w:r>
+          </w:p>
+        </w:tc>
+        <w:tc>
+          <w:tcPr>
+            <w:tcW w:type="dxa" w:w="1930"/>
+          </w:tcPr>
+          <w:p>
+            <w:r>
+              <w:t>COP 17.077.500</w:t>
+            </w:r>
+          </w:p>
+        </w:tc>
+        <w:tc>
+          <w:tcPr>
+            <w:tcW w:type="dxa" w:w="1930"/>
+          </w:tcPr>
+          <w:p>
+            <w:r>
+              <w:t>COP 76.000.000</w:t>
+            </w:r>
+          </w:p>
+        </w:tc>
+        <w:tc>
+          <w:tcPr>
+            <w:tcW w:type="dxa" w:w="1930"/>
+          </w:tcPr>
+          <w:p>
+            <w:r>
+              <w:t>COP -58.922.500</w:t>
+            </w:r>
+          </w:p>
+        </w:tc>
+      </w:tr>
+    </w:tbl>
+    <w:p>
+      <w:pPr>
+        <w:pStyle w:val="ListBullet"/>
+      </w:pPr>
+      <w:r>
+        <w:t>Supuesto de cálculo: mezcla de planes Starter, Pro y Enterprise con ingreso promedio por cliente de aproximadamente COP 148.500 al mes al final del año.</w:t>
+      </w:r>
+    </w:p>
+    <w:p>
+      <w:pPr>
+        <w:pStyle w:val="Heading1"/>
+      </w:pPr>
+      <w:r>
+        <w:rPr>
+          <w:b/>
+        </w:rPr>
+        <w:t>17. INVERSIÓN REQUERIDA Y RETORNO</w:t>
+      </w:r>
+    </w:p>
+    <w:tbl>
+      <w:tblPr>
+        <w:tblStyle w:val="TableGrid"/>
+        <w:tblW w:type="auto" w:w="0"/>
+        <w:tblLook w:firstColumn="1" w:firstRow="1" w:lastColumn="0" w:lastRow="0" w:noHBand="0" w:noVBand="1" w:val="04A0"/>
+      </w:tblPr>
+      <w:tblGrid>
+        <w:gridCol w:w="3216"/>
+        <w:gridCol w:w="3216"/>
+        <w:gridCol w:w="3216"/>
+      </w:tblGrid>
+      <w:tr>
+        <w:tc>
+          <w:tcPr>
+            <w:tcW w:type="dxa" w:w="3216"/>
+          </w:tcPr>
+          <w:p>
+            <w:r>
+              <w:t>Escenario</w:t>
+            </w:r>
+          </w:p>
+        </w:tc>
+        <w:tc>
+          <w:tcPr>
+            <w:tcW w:type="dxa" w:w="3216"/>
+          </w:tcPr>
+          <w:p>
+            <w:r>
+              <w:t>Inversión</w:t>
+            </w:r>
+          </w:p>
+        </w:tc>
+        <w:tc>
+          <w:tcPr>
+            <w:tcW w:type="dxa" w:w="3216"/>
+          </w:tcPr>
+          <w:p>
+            <w:r>
+              <w:t>Horizonte</w:t>
+            </w:r>
+          </w:p>
+        </w:tc>
+      </w:tr>
+      <w:tr>
+        <w:tc>
+          <w:tcPr>
+            <w:tcW w:type="dxa" w:w="3216"/>
+          </w:tcPr>
+          <w:p>
+            <w:r>
+              <w:t>Base</w:t>
+            </w:r>
+          </w:p>
+        </w:tc>
+        <w:tc>
+          <w:tcPr>
+            <w:tcW w:type="dxa" w:w="3216"/>
+          </w:tcPr>
+          <w:p>
+            <w:r>
+              <w:t>COP 1.200.000.000</w:t>
+            </w:r>
+          </w:p>
+        </w:tc>
+        <w:tc>
+          <w:tcPr>
+            <w:tcW w:type="dxa" w:w="3216"/>
+          </w:tcPr>
+          <w:p>
+            <w:r>
+              <w:t>12 meses</w:t>
+            </w:r>
+          </w:p>
+        </w:tc>
+      </w:tr>
+      <w:tr>
+        <w:tc>
+          <w:tcPr>
+            <w:tcW w:type="dxa" w:w="3216"/>
+          </w:tcPr>
+          <w:p>
+            <w:r>
+              <w:t>Conservador</w:t>
+            </w:r>
+          </w:p>
+        </w:tc>
+        <w:tc>
+          <w:tcPr>
+            <w:tcW w:type="dxa" w:w="3216"/>
+          </w:tcPr>
+          <w:p>
+            <w:r>
+              <w:t>COP 1.000.000.000</w:t>
+            </w:r>
+          </w:p>
+        </w:tc>
+        <w:tc>
+          <w:tcPr>
+            <w:tcW w:type="dxa" w:w="3216"/>
+          </w:tcPr>
+          <w:p>
+            <w:r>
+              <w:t>Mayor foco en MVP y ventas orgánicas</w:t>
+            </w:r>
+          </w:p>
+        </w:tc>
+      </w:tr>
+      <w:tr>
+        <w:tc>
+          <w:tcPr>
+            <w:tcW w:type="dxa" w:w="3216"/>
+          </w:tcPr>
+          <w:p>
+            <w:r>
+              <w:t>Agresivo</w:t>
+            </w:r>
+          </w:p>
+        </w:tc>
+        <w:tc>
+          <w:tcPr>
+            <w:tcW w:type="dxa" w:w="3216"/>
+          </w:tcPr>
+          <w:p>
+            <w:r>
+              <w:t>COP 1.500.000.000</w:t>
+            </w:r>
+          </w:p>
+        </w:tc>
+        <w:tc>
+          <w:tcPr>
+            <w:tcW w:type="dxa" w:w="3216"/>
+          </w:tcPr>
+          <w:p>
+            <w:r>
+              <w:t>Más marketing y expansión comercial</w:t>
+            </w:r>
+          </w:p>
+        </w:tc>
+      </w:tr>
+    </w:tbl>
+    <w:p>
+      <w:pPr>
+        <w:pStyle w:val="Heading2"/>
+      </w:pPr>
+      <w:r>
+        <w:rPr>
+          <w:b/>
+        </w:rPr>
+        <w:t>Uso de los recursos</w:t>
+      </w:r>
+    </w:p>
+    <w:p>
+      <w:pPr>
+        <w:pStyle w:val="ListBullet"/>
+      </w:pPr>
+      <w:r>
+        <w:t>45% desarrollo y producto.</w:t>
+      </w:r>
+    </w:p>
+    <w:p>
+      <w:pPr>
+        <w:pStyle w:val="ListBullet"/>
+      </w:pPr>
+      <w:r>
+        <w:t>25% marketing y adquisición de clientes.</w:t>
+      </w:r>
+    </w:p>
+    <w:p>
+      <w:pPr>
+        <w:pStyle w:val="ListBullet"/>
+      </w:pPr>
+      <w:r>
+        <w:t>20% operación y talento.</w:t>
+      </w:r>
+    </w:p>
+    <w:p>
+      <w:pPr>
+        <w:pStyle w:val="ListBullet"/>
+      </w:pPr>
+      <w:r>
+        <w:t>10% contingencia y legales.</w:t>
+      </w:r>
+    </w:p>
+    <w:p>
+      <w:pPr>
+        <w:pStyle w:val="Heading1"/>
+      </w:pPr>
+      <w:r>
+        <w:rPr>
+          <w:b/>
+        </w:rPr>
+        <w:t>18. KPIs DE ÉXITO</w:t>
+      </w:r>
+    </w:p>
+    <w:tbl>
+      <w:tblPr>
+        <w:tblStyle w:val="TableGrid"/>
+        <w:tblW w:type="auto" w:w="0"/>
+        <w:tblLook w:firstColumn="1" w:firstRow="1" w:lastColumn="0" w:lastRow="0" w:noHBand="0" w:noVBand="1" w:val="04A0"/>
+      </w:tblPr>
+      <w:tblGrid>
+        <w:gridCol w:w="3216"/>
+        <w:gridCol w:w="3216"/>
+        <w:gridCol w:w="3216"/>
+      </w:tblGrid>
+      <w:tr>
+        <w:tc>
+          <w:tcPr>
+            <w:tcW w:type="dxa" w:w="3216"/>
+          </w:tcPr>
+          <w:p>
+            <w:r>
+              <w:t>KPI</w:t>
+            </w:r>
+          </w:p>
+        </w:tc>
+        <w:tc>
+          <w:tcPr>
+            <w:tcW w:type="dxa" w:w="3216"/>
+          </w:tcPr>
+          <w:p>
+            <w:r>
+              <w:t>Meta</w:t>
+            </w:r>
+          </w:p>
+        </w:tc>
+        <w:tc>
+          <w:tcPr>
+            <w:tcW w:type="dxa" w:w="3216"/>
+          </w:tcPr>
+          <w:p>
+            <w:r>
+              <w:t>Frecuencia</w:t>
+            </w:r>
+          </w:p>
+        </w:tc>
+      </w:tr>
+      <w:tr>
+        <w:tc>
+          <w:tcPr>
+            <w:tcW w:type="dxa" w:w="3216"/>
+          </w:tcPr>
+          <w:p>
+            <w:r>
+              <w:t>Clientes activos</w:t>
+            </w:r>
+          </w:p>
+        </w:tc>
+        <w:tc>
+          <w:tcPr>
+            <w:tcW w:type="dxa" w:w="3216"/>
+          </w:tcPr>
+          <w:p>
+            <w:r>
+              <w:t>100</w:t>
+            </w:r>
+          </w:p>
+        </w:tc>
+        <w:tc>
+          <w:tcPr>
+            <w:tcW w:type="dxa" w:w="3216"/>
+          </w:tcPr>
+          <w:p>
+            <w:r>
+              <w:t>Mensual</w:t>
+            </w:r>
+          </w:p>
+        </w:tc>
+      </w:tr>
+      <w:tr>
+        <w:tc>
+          <w:tcPr>
+            <w:tcW w:type="dxa" w:w="3216"/>
+          </w:tcPr>
+          <w:p>
+            <w:r>
+              <w:t>Retención</w:t>
+            </w:r>
+          </w:p>
+        </w:tc>
+        <w:tc>
+          <w:tcPr>
+            <w:tcW w:type="dxa" w:w="3216"/>
+          </w:tcPr>
+          <w:p>
+            <w:r>
+              <w:t>85%</w:t>
+            </w:r>
+          </w:p>
+        </w:tc>
+        <w:tc>
+          <w:tcPr>
+            <w:tcW w:type="dxa" w:w="3216"/>
+          </w:tcPr>
+          <w:p>
+            <w:r>
+              <w:t>Mensual</w:t>
+            </w:r>
+          </w:p>
+        </w:tc>
+      </w:tr>
+      <w:tr>
+        <w:tc>
+          <w:tcPr>
+            <w:tcW w:type="dxa" w:w="3216"/>
+          </w:tcPr>
+          <w:p>
+            <w:r>
+              <w:t>NPS</w:t>
+            </w:r>
+          </w:p>
+        </w:tc>
+        <w:tc>
+          <w:tcPr>
+            <w:tcW w:type="dxa" w:w="3216"/>
+          </w:tcPr>
+          <w:p>
+            <w:r>
+              <w:t>70+</w:t>
+            </w:r>
+          </w:p>
+        </w:tc>
+        <w:tc>
+          <w:tcPr>
+            <w:tcW w:type="dxa" w:w="3216"/>
+          </w:tcPr>
+          <w:p>
+            <w:r>
+              <w:t>Trimestral</w:t>
+            </w:r>
+          </w:p>
+        </w:tc>
+      </w:tr>
+      <w:tr>
+        <w:tc>
+          <w:tcPr>
+            <w:tcW w:type="dxa" w:w="3216"/>
+          </w:tcPr>
+          <w:p>
+            <w:r>
+              <w:t>Adopciones gestionadas</w:t>
+            </w:r>
+          </w:p>
+        </w:tc>
+        <w:tc>
+          <w:tcPr>
+            <w:tcW w:type="dxa" w:w="3216"/>
+          </w:tcPr>
+          <w:p>
+            <w:r>
+              <w:t>2.000</w:t>
+            </w:r>
+          </w:p>
+        </w:tc>
+        <w:tc>
+          <w:tcPr>
+            <w:tcW w:type="dxa" w:w="3216"/>
+          </w:tcPr>
+          <w:p>
+            <w:r>
+              <w:t>Mensual</w:t>
+            </w:r>
+          </w:p>
+        </w:tc>
+      </w:tr>
+      <w:tr>
+        <w:tc>
+          <w:tcPr>
+            <w:tcW w:type="dxa" w:w="3216"/>
+          </w:tcPr>
+          <w:p>
+            <w:r>
+              <w:t>Tiempo de respuesta soporte</w:t>
+            </w:r>
+          </w:p>
+        </w:tc>
+        <w:tc>
+          <w:tcPr>
+            <w:tcW w:type="dxa" w:w="3216"/>
+          </w:tcPr>
+          <w:p>
+            <w:r>
+              <w:t>&lt; 4 horas</w:t>
+            </w:r>
+          </w:p>
+        </w:tc>
+        <w:tc>
+          <w:tcPr>
+            <w:tcW w:type="dxa" w:w="3216"/>
+          </w:tcPr>
+          <w:p>
+            <w:r>
+              <w:t>Mensual</w:t>
+            </w:r>
+          </w:p>
+        </w:tc>
+      </w:tr>
+    </w:tbl>
+    <w:p>
+      <w:pPr>
+        <w:pStyle w:val="Heading1"/>
+      </w:pPr>
+      <w:r>
+        <w:rPr>
+          <w:b/>
+        </w:rPr>
+        <w:t>19. RIESGOS Y PLAN DE CONTINGENCIA</w:t>
+      </w:r>
+    </w:p>
+    <w:tbl>
+      <w:tblPr>
+        <w:tblStyle w:val="TableGrid"/>
+        <w:tblW w:type="auto" w:w="0"/>
+        <w:tblLook w:firstColumn="1" w:firstRow="1" w:lastColumn="0" w:lastRow="0" w:noHBand="0" w:noVBand="1" w:val="04A0"/>
+      </w:tblPr>
+      <w:tblGrid>
+        <w:gridCol w:w="3216"/>
+        <w:gridCol w:w="3216"/>
+        <w:gridCol w:w="3216"/>
+      </w:tblGrid>
+      <w:tr>
+        <w:tc>
+          <w:tcPr>
+            <w:tcW w:type="dxa" w:w="3216"/>
+          </w:tcPr>
+          <w:p>
+            <w:r>
+              <w:t>Riesgo</w:t>
+            </w:r>
+          </w:p>
+        </w:tc>
+        <w:tc>
+          <w:tcPr>
+            <w:tcW w:type="dxa" w:w="3216"/>
+          </w:tcPr>
+          <w:p>
+            <w:r>
+              <w:t>Probabilidad</w:t>
+            </w:r>
+          </w:p>
+        </w:tc>
+        <w:tc>
+          <w:tcPr>
+            <w:tcW w:type="dxa" w:w="3216"/>
+          </w:tcPr>
+          <w:p>
+            <w:r>
+              <w:t>Mitigación</w:t>
+            </w:r>
+          </w:p>
+        </w:tc>
+      </w:tr>
+      <w:tr>
+        <w:tc>
+          <w:tcPr>
+            <w:tcW w:type="dxa" w:w="3216"/>
+          </w:tcPr>
+          <w:p>
+            <w:r>
+              <w:t>Resistencia al cambio</w:t>
+            </w:r>
+          </w:p>
+        </w:tc>
+        <w:tc>
+          <w:tcPr>
+            <w:tcW w:type="dxa" w:w="3216"/>
+          </w:tcPr>
+          <w:p>
+            <w:r>
+              <w:t>Media</w:t>
+            </w:r>
+          </w:p>
+        </w:tc>
+        <w:tc>
+          <w:tcPr>
+            <w:tcW w:type="dxa" w:w="3216"/>
+          </w:tcPr>
+          <w:p>
+            <w:r>
+              <w:t>Capacitación, onboarding y acompañamiento cercano.</w:t>
+            </w:r>
+          </w:p>
+        </w:tc>
+      </w:tr>
+      <w:tr>
+        <w:tc>
+          <w:tcPr>
+            <w:tcW w:type="dxa" w:w="3216"/>
+          </w:tcPr>
+          <w:p>
+            <w:r>
+              <w:t>Retrasos de desarrollo</w:t>
+            </w:r>
+          </w:p>
+        </w:tc>
+        <w:tc>
+          <w:tcPr>
+            <w:tcW w:type="dxa" w:w="3216"/>
+          </w:tcPr>
+          <w:p>
+            <w:r>
+              <w:t>Media</w:t>
+            </w:r>
+          </w:p>
+        </w:tc>
+        <w:tc>
+          <w:tcPr>
+            <w:tcW w:type="dxa" w:w="3216"/>
+          </w:tcPr>
+          <w:p>
+            <w:r>
+              <w:t>Roadmap por hitos y priorización del MVP.</w:t>
+            </w:r>
+          </w:p>
+        </w:tc>
+      </w:tr>
+      <w:tr>
+        <w:tc>
+          <w:tcPr>
+            <w:tcW w:type="dxa" w:w="3216"/>
+          </w:tcPr>
+          <w:p>
+            <w:r>
+              <w:t>Baja adopción comercial</w:t>
+            </w:r>
+          </w:p>
+        </w:tc>
+        <w:tc>
+          <w:tcPr>
+            <w:tcW w:type="dxa" w:w="3216"/>
+          </w:tcPr>
+          <w:p>
+            <w:r>
+              <w:t>Media</w:t>
+            </w:r>
+          </w:p>
+        </w:tc>
+        <w:tc>
+          <w:tcPr>
+            <w:tcW w:type="dxa" w:w="3216"/>
+          </w:tcPr>
+          <w:p>
+            <w:r>
+              <w:t>Pilotos, referidos y alianzas estratégicas.</w:t>
+            </w:r>
+          </w:p>
+        </w:tc>
+      </w:tr>
+      <w:tr>
+        <w:tc>
+          <w:tcPr>
+            <w:tcW w:type="dxa" w:w="3216"/>
+          </w:tcPr>
+          <w:p>
+            <w:r>
+              <w:t>Riesgo legal de datos</w:t>
+            </w:r>
+          </w:p>
+        </w:tc>
+        <w:tc>
+          <w:tcPr>
+            <w:tcW w:type="dxa" w:w="3216"/>
+          </w:tcPr>
+          <w:p>
+            <w:r>
+              <w:t>Baja</w:t>
+            </w:r>
+          </w:p>
+        </w:tc>
+        <w:tc>
+          <w:tcPr>
+            <w:tcW w:type="dxa" w:w="3216"/>
+          </w:tcPr>
+          <w:p>
+            <w:r>
+              <w:t>Políticas, consentimientos y control de acceso.</w:t>
+            </w:r>
+          </w:p>
+        </w:tc>
+      </w:tr>
+    </w:tbl>
+    <w:p>
+      <w:pPr>
+        <w:pStyle w:val="Heading1"/>
+      </w:pPr>
+      <w:r>
+        <w:rPr>
+          <w:b/>
+        </w:rPr>
+        <w:t>20. ROADMAP DE IMPLEMENTACIÓN</w:t>
+      </w:r>
+    </w:p>
+    <w:tbl>
+      <w:tblPr>
+        <w:tblStyle w:val="TableGrid"/>
+        <w:tblW w:type="auto" w:w="0"/>
+        <w:tblLook w:firstColumn="1" w:firstRow="1" w:lastColumn="0" w:lastRow="0" w:noHBand="0" w:noVBand="1" w:val="04A0"/>
+      </w:tblPr>
+      <w:tblGrid>
+        <w:gridCol w:w="3216"/>
+        <w:gridCol w:w="3216"/>
+        <w:gridCol w:w="3216"/>
+      </w:tblGrid>
+      <w:tr>
+        <w:tc>
+          <w:tcPr>
+            <w:tcW w:type="dxa" w:w="3216"/>
+          </w:tcPr>
+          <w:p>
+            <w:r>
+              <w:t>Fase</w:t>
+            </w:r>
+          </w:p>
+        </w:tc>
+        <w:tc>
+          <w:tcPr>
+            <w:tcW w:type="dxa" w:w="3216"/>
+          </w:tcPr>
+          <w:p>
+            <w:r>
+              <w:t>Duración</w:t>
+            </w:r>
+          </w:p>
+        </w:tc>
+        <w:tc>
+          <w:tcPr>
+            <w:tcW w:type="dxa" w:w="3216"/>
+          </w:tcPr>
+          <w:p>
+            <w:r>
+              <w:t>Entregables</w:t>
+            </w:r>
+          </w:p>
+        </w:tc>
+      </w:tr>
+      <w:tr>
+        <w:tc>
+          <w:tcPr>
+            <w:tcW w:type="dxa" w:w="3216"/>
+          </w:tcPr>
+          <w:p>
+            <w:r>
+              <w:t>Descubrimiento</w:t>
+            </w:r>
+          </w:p>
+        </w:tc>
+        <w:tc>
+          <w:tcPr>
+            <w:tcW w:type="dxa" w:w="3216"/>
+          </w:tcPr>
+          <w:p>
+            <w:r>
+              <w:t>4 semanas</w:t>
+            </w:r>
+          </w:p>
+        </w:tc>
+        <w:tc>
+          <w:tcPr>
+            <w:tcW w:type="dxa" w:w="3216"/>
+          </w:tcPr>
+          <w:p>
+            <w:r>
+              <w:t>Alcance, requerimientos y diseño funcional.</w:t>
+            </w:r>
+          </w:p>
+        </w:tc>
+      </w:tr>
+      <w:tr>
+        <w:tc>
+          <w:tcPr>
+            <w:tcW w:type="dxa" w:w="3216"/>
+          </w:tcPr>
+          <w:p>
+            <w:r>
+              <w:t>Construcción MVP</w:t>
+            </w:r>
+          </w:p>
+        </w:tc>
+        <w:tc>
+          <w:tcPr>
+            <w:tcW w:type="dxa" w:w="3216"/>
+          </w:tcPr>
+          <w:p>
+            <w:r>
+              <w:t>10 semanas</w:t>
+            </w:r>
+          </w:p>
+        </w:tc>
+        <w:tc>
+          <w:tcPr>
+            <w:tcW w:type="dxa" w:w="3216"/>
+          </w:tcPr>
+          <w:p>
+            <w:r>
+              <w:t>Módulos esenciales y pruebas.</w:t>
+            </w:r>
+          </w:p>
+        </w:tc>
+      </w:tr>
+      <w:tr>
+        <w:tc>
+          <w:tcPr>
+            <w:tcW w:type="dxa" w:w="3216"/>
+          </w:tcPr>
+          <w:p>
+            <w:r>
+              <w:t>Piloto</w:t>
+            </w:r>
+          </w:p>
+        </w:tc>
+        <w:tc>
+          <w:tcPr>
+            <w:tcW w:type="dxa" w:w="3216"/>
+          </w:tcPr>
+          <w:p>
+            <w:r>
+              <w:t>4 semanas</w:t>
+            </w:r>
+          </w:p>
+        </w:tc>
+        <w:tc>
+          <w:tcPr>
+            <w:tcW w:type="dxa" w:w="3216"/>
+          </w:tcPr>
+          <w:p>
+            <w:r>
+              <w:t>Uso con clientes iniciales y ajustes.</w:t>
+            </w:r>
+          </w:p>
+        </w:tc>
+      </w:tr>
+      <w:tr>
+        <w:tc>
+          <w:tcPr>
+            <w:tcW w:type="dxa" w:w="3216"/>
+          </w:tcPr>
+          <w:p>
+            <w:r>
+              <w:t>Lanzamiento</w:t>
+            </w:r>
+          </w:p>
+        </w:tc>
+        <w:tc>
+          <w:tcPr>
+            <w:tcW w:type="dxa" w:w="3216"/>
+          </w:tcPr>
+          <w:p>
+            <w:r>
+              <w:t>4 semanas</w:t>
+            </w:r>
+          </w:p>
+        </w:tc>
+        <w:tc>
+          <w:tcPr>
+            <w:tcW w:type="dxa" w:w="3216"/>
+          </w:tcPr>
+          <w:p>
+            <w:r>
+              <w:t>Comercialización y escalado inicial.</w:t>
+            </w:r>
+          </w:p>
+        </w:tc>
+      </w:tr>
+    </w:tbl>
+    <w:p>
+      <w:pPr>
+        <w:pStyle w:val="Heading1"/>
+      </w:pPr>
+      <w:r>
+        <w:rPr>
+          <w:b/>
+        </w:rPr>
+        <w:t>21. CONCLUSIÓN Y PRÓXIMOS PASOS</w:t>
+      </w:r>
+    </w:p>
+    <w:tbl>
+      <w:tblPr>
+        <w:tblStyle w:val="TableGrid"/>
+        <w:tblW w:type="auto" w:w="0"/>
+        <w:tblLook w:firstColumn="1" w:firstRow="1" w:lastColumn="0" w:lastRow="0" w:noHBand="0" w:noVBand="1" w:val="04A0"/>
+      </w:tblPr>
+      <w:tblGrid>
+        <w:gridCol w:w="3216"/>
+        <w:gridCol w:w="3216"/>
+        <w:gridCol w:w="3216"/>
+      </w:tblGrid>
+      <w:tr>
+        <w:tc>
+          <w:tcPr>
+            <w:tcW w:type="dxa" w:w="3216"/>
+          </w:tcPr>
+          <w:p>
+            <w:r>
+              <w:t>Paso</w:t>
+            </w:r>
+          </w:p>
+        </w:tc>
+        <w:tc>
+          <w:tcPr>
+            <w:tcW w:type="dxa" w:w="3216"/>
+          </w:tcPr>
+          <w:p>
+            <w:r>
+              <w:t>Responsable</w:t>
+            </w:r>
+          </w:p>
+        </w:tc>
+        <w:tc>
+          <w:tcPr>
+            <w:tcW w:type="dxa" w:w="3216"/>
+          </w:tcPr>
+          <w:p>
+            <w:r>
+              <w:t>Resultado</w:t>
+            </w:r>
+          </w:p>
+        </w:tc>
+      </w:tr>
+      <w:tr>
+        <w:tc>
+          <w:tcPr>
+            <w:tcW w:type="dxa" w:w="3216"/>
+          </w:tcPr>
+          <w:p>
+            <w:r>
+              <w:t>Validar alcance final</w:t>
+            </w:r>
+          </w:p>
+        </w:tc>
+        <w:tc>
+          <w:tcPr>
+            <w:tcW w:type="dxa" w:w="3216"/>
+          </w:tcPr>
+          <w:p>
+            <w:r>
+              <w:t>Dirección</w:t>
+            </w:r>
+          </w:p>
+        </w:tc>
+        <w:tc>
+          <w:tcPr>
+            <w:tcW w:type="dxa" w:w="3216"/>
+          </w:tcPr>
+          <w:p>
+            <w:r>
+              <w:t>Documento cerrado y priorizado.</w:t>
+            </w:r>
+          </w:p>
+        </w:tc>
+      </w:tr>
+      <w:tr>
+        <w:tc>
+          <w:tcPr>
+            <w:tcW w:type="dxa" w:w="3216"/>
+          </w:tcPr>
+          <w:p>
+            <w:r>
+              <w:t>Ajustar presupuesto</w:t>
+            </w:r>
+          </w:p>
+        </w:tc>
+        <w:tc>
+          <w:tcPr>
+            <w:tcW w:type="dxa" w:w="3216"/>
+          </w:tcPr>
+          <w:p>
+            <w:r>
+              <w:t>Finanzas</w:t>
+            </w:r>
+          </w:p>
+        </w:tc>
+        <w:tc>
+          <w:tcPr>
+            <w:tcW w:type="dxa" w:w="3216"/>
+          </w:tcPr>
+          <w:p>
+            <w:r>
+              <w:t>Plan de inversión aprobado.</w:t>
+            </w:r>
+          </w:p>
+        </w:tc>
+      </w:tr>
+      <w:tr>
+        <w:tc>
+          <w:tcPr>
+            <w:tcW w:type="dxa" w:w="3216"/>
+          </w:tcPr>
+          <w:p>
+            <w:r>
+              <w:t>Iniciar desarrollo</w:t>
+            </w:r>
+          </w:p>
+        </w:tc>
+        <w:tc>
+          <w:tcPr>
+            <w:tcW w:type="dxa" w:w="3216"/>
+          </w:tcPr>
+          <w:p>
+            <w:r>
+              <w:t>Producto y Tecnología</w:t>
+            </w:r>
+          </w:p>
+        </w:tc>
+        <w:tc>
+          <w:tcPr>
+            <w:tcW w:type="dxa" w:w="3216"/>
+          </w:tcPr>
+          <w:p>
+            <w:r>
+              <w:t>MVP en construcción.</w:t>
+            </w:r>
+          </w:p>
+        </w:tc>
+      </w:tr>
+      <w:tr>
+        <w:tc>
+          <w:tcPr>
+            <w:tcW w:type="dxa" w:w="3216"/>
+          </w:tcPr>
+          <w:p>
+            <w:r>
+              <w:t>Abrir pilotos</w:t>
+            </w:r>
+          </w:p>
+        </w:tc>
+        <w:tc>
+          <w:tcPr>
+            <w:tcW w:type="dxa" w:w="3216"/>
+          </w:tcPr>
+          <w:p>
+            <w:r>
+              <w:t>Comercial</w:t>
+            </w:r>
+          </w:p>
+        </w:tc>
+        <w:tc>
+          <w:tcPr>
+            <w:tcW w:type="dxa" w:w="3216"/>
+          </w:tcPr>
+          <w:p>
+            <w:r>
+              <w:t>Primeros clientes activos.</w:t>
+            </w:r>
+          </w:p>
+        </w:tc>
+      </w:tr>
+    </w:tbl>
+    <w:p>
+      <w:pPr>
+        <w:pStyle w:val="ListBullet"/>
+      </w:pPr>
+      <w:r>
+        <w:t>Happy Paws queda posicionado como una solución viable para digitalizar el sector veterinario, con enfoque social, escalabilidad comercial y un modelo claro de monetización.</w:t>
+      </w:r>
+    </w:p>
+    <w:p>
+      <w:pPr>
+        <w:pStyle w:val="Heading1"/>
+      </w:pPr>
+      <w:r>
+        <w:rPr>
+          <w:b/>
+        </w:rPr>
+        <w:t>22. ANEXOS</w:t>
+      </w:r>
+    </w:p>
+    <w:tbl>
+      <w:tblPr>
+        <w:tblStyle w:val="TableGrid"/>
+        <w:tblW w:type="auto" w:w="0"/>
+        <w:tblLook w:firstColumn="1" w:firstRow="1" w:lastColumn="0" w:lastRow="0" w:noHBand="0" w:noVBand="1" w:val="04A0"/>
+      </w:tblPr>
+      <w:tblGrid>
+        <w:gridCol w:w="4824"/>
+        <w:gridCol w:w="4824"/>
+      </w:tblGrid>
+      <w:tr>
+        <w:tc>
+          <w:tcPr>
+            <w:tcW w:type="dxa" w:w="4824"/>
+          </w:tcPr>
+          <w:p>
+            <w:r>
+              <w:t>Anexo</w:t>
+            </w:r>
+          </w:p>
+        </w:tc>
+        <w:tc>
+          <w:tcPr>
+            <w:tcW w:type="dxa" w:w="4824"/>
+          </w:tcPr>
+          <w:p>
+            <w:r>
+              <w:t>Contenido</w:t>
+            </w:r>
+          </w:p>
+        </w:tc>
+      </w:tr>
+      <w:tr>
+        <w:tc>
+          <w:tcPr>
+            <w:tcW w:type="dxa" w:w="4824"/>
+          </w:tcPr>
+          <w:p>
+            <w:r>
+              <w:t>A1</w:t>
+            </w:r>
+          </w:p>
+        </w:tc>
+        <w:tc>
+          <w:tcPr>
+            <w:tcW w:type="dxa" w:w="4824"/>
+          </w:tcPr>
+          <w:p>
+            <w:r>
+              <w:t>Supuestos financieros detallados</w:t>
+            </w:r>
+          </w:p>
+        </w:tc>
+      </w:tr>
+      <w:tr>
+        <w:tc>
+          <w:tcPr>
+            <w:tcW w:type="dxa" w:w="4824"/>
+          </w:tcPr>
+          <w:p>
+            <w:r>
+              <w:t>A2</w:t>
+            </w:r>
+          </w:p>
+        </w:tc>
+        <w:tc>
+          <w:tcPr>
+            <w:tcW w:type="dxa" w:w="4824"/>
+          </w:tcPr>
+          <w:p>
+            <w:r>
+              <w:t>Mapa de procesos del MVP</w:t>
+            </w:r>
+          </w:p>
+        </w:tc>
+      </w:tr>
+      <w:tr>
+        <w:tc>
+          <w:tcPr>
+            <w:tcW w:type="dxa" w:w="4824"/>
+          </w:tcPr>
+          <w:p>
+            <w:r>
+              <w:t>A3</w:t>
+            </w:r>
+          </w:p>
+        </w:tc>
+        <w:tc>
+          <w:tcPr>
+            <w:tcW w:type="dxa" w:w="4824"/>
+          </w:tcPr>
+          <w:p>
+            <w:r>
+              <w:t>Propuesta de diseño visual</w:t>
+            </w:r>
+          </w:p>
+        </w:tc>
+      </w:tr>
+      <w:tr>
+        <w:tc>
+          <w:tcPr>
+            <w:tcW w:type="dxa" w:w="4824"/>
+          </w:tcPr>
+          <w:p>
+            <w:r>
+              <w:t>A4</w:t>
+            </w:r>
+          </w:p>
+        </w:tc>
+        <w:tc>
+          <w:tcPr>
+            <w:tcW w:type="dxa" w:w="4824"/>
+          </w:tcPr>
+          <w:p>
+            <w:r>
+              <w:t>Lista de requerimientos funcionales</w:t>
+            </w:r>
+          </w:p>
+        </w:tc>
+      </w:tr>
+      <w:tr>
+        <w:tc>
+          <w:tcPr>
+            <w:tcW w:type="dxa" w:w="4824"/>
+          </w:tcPr>
+          <w:p>
+            <w:r>
+              <w:t>A5</w:t>
+            </w:r>
+          </w:p>
+        </w:tc>
+        <w:tc>
+          <w:tcPr>
+            <w:tcW w:type="dxa" w:w="4824"/>
+          </w:tcPr>
+          <w:p>
+            <w:r>
+              <w:t>Glosario y definiciones</w:t>
+            </w:r>
+          </w:p>
+        </w:tc>
+      </w:tr>
+    </w:tbl>
+    <w:p>
+      <w:pPr>
+        <w:pStyle w:val="Heading1"/>
+      </w:pPr>
+      <w:r>
+        <w:rPr>
+          <w:b/>
+        </w:rPr>
         <w:t>Cierre</w:t>
       </w:r>
     </w:p>
@@ -1249,7 +6250,7 @@
         <w:t xml:space="preserve">Este documento deja una base más profesional para Word. </w:t>
       </w:r>
       <w:r>
-        <w:t>Si quieres, en el siguiente paso puedo continuar con las secciones 6 a 22 en el mismo estilo y dejarte el documento completo listo para presentar.</w:t>
+        <w:t>Ahora incluye tablas, valores y secciones faltantes para una presentación más completa y ejecutiva.</w:t>
       </w:r>
     </w:p>
     <w:sectPr>
